--- a/docs/tech/ezEKP를 일반 리눅스계정으로 실행하는 방법.docx
+++ b/docs/tech/ezEKP를 일반 리눅스계정으로 실행하는 방법.docx
@@ -7,9 +7,19 @@
         <w:pStyle w:val="a3"/>
       </w:pPr>
       <w:bookmarkStart w:id="0" w:name="_Toc27311942"/>
-      <w:r>
-        <w:t>ezEKP를 일반 리눅스계정으로</w:t>
-      </w:r>
+      <w:proofErr w:type="spellStart"/>
+      <w:r>
+        <w:t>ezEKP</w:t>
+      </w:r>
+      <w:proofErr w:type="spellEnd"/>
+      <w:r>
+        <w:t xml:space="preserve">를 일반 </w:t>
+      </w:r>
+      <w:proofErr w:type="spellStart"/>
+      <w:r>
+        <w:t>리눅스계정으로</w:t>
+      </w:r>
+      <w:proofErr w:type="spellEnd"/>
       <w:r>
         <w:br/>
         <w:t>실행하</w:t>
@@ -27,17 +37,14 @@
     </w:p>
     <w:p/>
     <w:p>
-      <w:pPr>
-        <w:rPr>
-          <w:rFonts w:hint="eastAsia"/>
-        </w:rPr>
-      </w:pPr>
+      <w:proofErr w:type="spellStart"/>
       <w:r>
         <w:rPr>
           <w:rFonts w:hint="eastAsia"/>
         </w:rPr>
         <w:t>ezEKP</w:t>
       </w:r>
+      <w:proofErr w:type="spellEnd"/>
       <w:r>
         <w:t xml:space="preserve"> </w:t>
       </w:r>
@@ -47,14 +54,30 @@
         </w:rPr>
         <w:t xml:space="preserve">서비스와 </w:t>
       </w:r>
+      <w:proofErr w:type="spellStart"/>
       <w:r>
         <w:t>MariaDB</w:t>
       </w:r>
-      <w:r>
-        <w:rPr>
-          <w:rFonts w:hint="eastAsia"/>
-        </w:rPr>
-        <w:t xml:space="preserve">를 실행할 때는 기본적으로 리눅스 </w:t>
+      <w:proofErr w:type="spellEnd"/>
+      <w:r>
+        <w:rPr>
+          <w:rFonts w:hint="eastAsia"/>
+        </w:rPr>
+        <w:t xml:space="preserve">를 실행할 때는 기본적으로 </w:t>
+      </w:r>
+      <w:proofErr w:type="spellStart"/>
+      <w:r>
+        <w:rPr>
+          <w:rFonts w:hint="eastAsia"/>
+        </w:rPr>
+        <w:t>리눅스</w:t>
+      </w:r>
+      <w:proofErr w:type="spellEnd"/>
+      <w:r>
+        <w:rPr>
+          <w:rFonts w:hint="eastAsia"/>
+        </w:rPr>
+        <w:t xml:space="preserve"> </w:t>
       </w:r>
       <w:r>
         <w:t xml:space="preserve">root </w:t>
@@ -74,8 +97,13 @@
         </w:rPr>
         <w:t xml:space="preserve">특히 </w:t>
       </w:r>
-      <w:r>
-        <w:t>ezFlow App</w:t>
+      <w:proofErr w:type="spellStart"/>
+      <w:r>
+        <w:t>ezFlow</w:t>
+      </w:r>
+      <w:proofErr w:type="spellEnd"/>
+      <w:r>
+        <w:t xml:space="preserve"> App</w:t>
       </w:r>
       <w:r>
         <w:rPr>
@@ -101,8 +129,13 @@
         </w:rPr>
         <w:t xml:space="preserve">포트를 사용하고 </w:t>
       </w:r>
-      <w:r>
-        <w:t>JMocha Mail Server</w:t>
+      <w:proofErr w:type="spellStart"/>
+      <w:r>
+        <w:t>JMocha</w:t>
+      </w:r>
+      <w:proofErr w:type="spellEnd"/>
+      <w:r>
+        <w:t xml:space="preserve"> Mail Server</w:t>
       </w:r>
       <w:r>
         <w:rPr>
@@ -117,7 +150,21 @@
         <w:rPr>
           <w:rFonts w:hint="eastAsia"/>
         </w:rPr>
-        <w:t xml:space="preserve">포트들을 사용하는데 전통적으로 유닉스와 리눅스에서는 </w:t>
+        <w:t xml:space="preserve">포트들을 사용하는데 전통적으로 유닉스와 </w:t>
+      </w:r>
+      <w:proofErr w:type="spellStart"/>
+      <w:r>
+        <w:rPr>
+          <w:rFonts w:hint="eastAsia"/>
+        </w:rPr>
+        <w:t>리눅스에서는</w:t>
+      </w:r>
+      <w:proofErr w:type="spellEnd"/>
+      <w:r>
+        <w:rPr>
+          <w:rFonts w:hint="eastAsia"/>
+        </w:rPr>
+        <w:t xml:space="preserve"> </w:t>
       </w:r>
       <w:r>
         <w:t xml:space="preserve">1024 </w:t>
@@ -164,11 +211,19 @@
       <w:r>
         <w:t xml:space="preserve"> </w:t>
       </w:r>
-      <w:r>
-        <w:rPr>
-          <w:rFonts w:hint="eastAsia"/>
-        </w:rPr>
-        <w:t xml:space="preserve">리눅스에서는 </w:t>
+      <w:proofErr w:type="spellStart"/>
+      <w:r>
+        <w:rPr>
+          <w:rFonts w:hint="eastAsia"/>
+        </w:rPr>
+        <w:t>리눅스에서는</w:t>
+      </w:r>
+      <w:proofErr w:type="spellEnd"/>
+      <w:r>
+        <w:rPr>
+          <w:rFonts w:hint="eastAsia"/>
+        </w:rPr>
+        <w:t xml:space="preserve"> </w:t>
       </w:r>
       <w:r>
         <w:rPr>
@@ -189,7 +244,21 @@
         <w:rPr>
           <w:rFonts w:hint="eastAsia"/>
         </w:rPr>
-        <w:t xml:space="preserve"> 문서에서는 리눅스 환경에서 </w:t>
+        <w:t xml:space="preserve"> 문서에서는 </w:t>
+      </w:r>
+      <w:proofErr w:type="spellStart"/>
+      <w:r>
+        <w:rPr>
+          <w:rFonts w:hint="eastAsia"/>
+        </w:rPr>
+        <w:t>리눅스</w:t>
+      </w:r>
+      <w:proofErr w:type="spellEnd"/>
+      <w:r>
+        <w:rPr>
+          <w:rFonts w:hint="eastAsia"/>
+        </w:rPr>
+        <w:t xml:space="preserve"> 환경에서 </w:t>
       </w:r>
       <w:r>
         <w:t xml:space="preserve">root </w:t>
@@ -206,17 +275,35 @@
         </w:rPr>
         <w:t>(</w:t>
       </w:r>
-      <w:r>
-        <w:t>jmocha)</w:t>
-      </w:r>
-      <w:r>
-        <w:rPr>
-          <w:rFonts w:hint="eastAsia"/>
-        </w:rPr>
-        <w:t xml:space="preserve">으로 </w:t>
-      </w:r>
-      <w:r>
-        <w:t xml:space="preserve">ezEKP </w:t>
+      <w:proofErr w:type="spellStart"/>
+      <w:r>
+        <w:t>jmocha</w:t>
+      </w:r>
+      <w:proofErr w:type="spellEnd"/>
+      <w:r>
+        <w:t>)</w:t>
+      </w:r>
+      <w:proofErr w:type="spellStart"/>
+      <w:r>
+        <w:rPr>
+          <w:rFonts w:hint="eastAsia"/>
+        </w:rPr>
+        <w:t>으로</w:t>
+      </w:r>
+      <w:proofErr w:type="spellEnd"/>
+      <w:r>
+        <w:rPr>
+          <w:rFonts w:hint="eastAsia"/>
+        </w:rPr>
+        <w:t xml:space="preserve"> </w:t>
+      </w:r>
+      <w:proofErr w:type="spellStart"/>
+      <w:r>
+        <w:t>ezEKP</w:t>
+      </w:r>
+      <w:proofErr w:type="spellEnd"/>
+      <w:r>
+        <w:t xml:space="preserve"> </w:t>
       </w:r>
       <w:r>
         <w:rPr>
@@ -245,8 +332,13 @@
         </w:rPr>
         <w:t xml:space="preserve">계정으로 서비스를 실행하기를 원치 않는 경우가 있으므로 해당 경우엔 이 문서에 서술된 방법에 따라 </w:t>
       </w:r>
-      <w:r>
-        <w:t xml:space="preserve">ezEKP </w:t>
+      <w:proofErr w:type="spellStart"/>
+      <w:r>
+        <w:t>ezEKP</w:t>
+      </w:r>
+      <w:proofErr w:type="spellEnd"/>
+      <w:r>
+        <w:t xml:space="preserve"> </w:t>
       </w:r>
       <w:r>
         <w:rPr>
@@ -254,9 +346,11 @@
         </w:rPr>
         <w:t xml:space="preserve">및 </w:t>
       </w:r>
+      <w:proofErr w:type="spellStart"/>
       <w:r>
         <w:t>MariaDB</w:t>
       </w:r>
+      <w:proofErr w:type="spellEnd"/>
       <w:r>
         <w:rPr>
           <w:rFonts w:hint="eastAsia"/>
@@ -790,16 +884,40 @@
         <w:pStyle w:val="1"/>
       </w:pPr>
       <w:bookmarkStart w:id="1" w:name="_Toc27311943"/>
+      <w:proofErr w:type="spellStart"/>
       <w:r>
         <w:rPr>
           <w:rFonts w:hint="eastAsia"/>
         </w:rPr>
         <w:lastRenderedPageBreak/>
-        <w:t xml:space="preserve">MariaDB를 리눅스 계정 </w:t>
-      </w:r>
+        <w:t>MariaDB</w:t>
+      </w:r>
+      <w:proofErr w:type="spellEnd"/>
+      <w:r>
+        <w:rPr>
+          <w:rFonts w:hint="eastAsia"/>
+        </w:rPr>
+        <w:t xml:space="preserve">를 </w:t>
+      </w:r>
+      <w:proofErr w:type="spellStart"/>
+      <w:r>
+        <w:rPr>
+          <w:rFonts w:hint="eastAsia"/>
+        </w:rPr>
+        <w:t>리눅스</w:t>
+      </w:r>
+      <w:proofErr w:type="spellEnd"/>
+      <w:r>
+        <w:rPr>
+          <w:rFonts w:hint="eastAsia"/>
+        </w:rPr>
+        <w:t xml:space="preserve"> 계정 </w:t>
+      </w:r>
+      <w:proofErr w:type="spellStart"/>
       <w:r>
         <w:t>mysql</w:t>
       </w:r>
+      <w:proofErr w:type="spellEnd"/>
       <w:r>
         <w:rPr>
           <w:rFonts w:hint="eastAsia"/>
@@ -809,23 +927,38 @@
       <w:bookmarkEnd w:id="1"/>
     </w:p>
     <w:p>
+      <w:proofErr w:type="spellStart"/>
       <w:r>
         <w:rPr>
           <w:rFonts w:hint="eastAsia"/>
         </w:rPr>
         <w:t>ezEKP</w:t>
       </w:r>
-      <w:r>
-        <w:t xml:space="preserve"> </w:t>
-      </w:r>
-      <w:r>
-        <w:rPr>
-          <w:rFonts w:hint="eastAsia"/>
-        </w:rPr>
-        <w:t xml:space="preserve">패키지안에는 </w:t>
-      </w:r>
-      <w:r>
-        <w:t xml:space="preserve">MariaDB </w:t>
+      <w:proofErr w:type="spellEnd"/>
+      <w:r>
+        <w:t xml:space="preserve"> </w:t>
+      </w:r>
+      <w:proofErr w:type="spellStart"/>
+      <w:r>
+        <w:rPr>
+          <w:rFonts w:hint="eastAsia"/>
+        </w:rPr>
+        <w:t>패키지안에는</w:t>
+      </w:r>
+      <w:proofErr w:type="spellEnd"/>
+      <w:r>
+        <w:rPr>
+          <w:rFonts w:hint="eastAsia"/>
+        </w:rPr>
+        <w:t xml:space="preserve"> </w:t>
+      </w:r>
+      <w:proofErr w:type="spellStart"/>
+      <w:r>
+        <w:t>MariaDB</w:t>
+      </w:r>
+      <w:proofErr w:type="spellEnd"/>
+      <w:r>
+        <w:t xml:space="preserve"> </w:t>
       </w:r>
       <w:r>
         <w:rPr>
@@ -833,8 +966,13 @@
         </w:rPr>
         <w:t xml:space="preserve">패키지가 포함되어 있어 </w:t>
       </w:r>
-      <w:r>
-        <w:t xml:space="preserve">ezEKP </w:t>
+      <w:proofErr w:type="spellStart"/>
+      <w:r>
+        <w:t>ezEKP</w:t>
+      </w:r>
+      <w:proofErr w:type="spellEnd"/>
+      <w:r>
+        <w:t xml:space="preserve"> </w:t>
       </w:r>
       <w:r>
         <w:rPr>
@@ -843,7 +981,23 @@
         <w:t xml:space="preserve">패키지를 설치하고 나면 </w:t>
       </w:r>
       <w:r>
-        <w:t xml:space="preserve">/usr/local/myql </w:t>
+        <w:t>/</w:t>
+      </w:r>
+      <w:proofErr w:type="spellStart"/>
+      <w:r>
+        <w:t>usr</w:t>
+      </w:r>
+      <w:proofErr w:type="spellEnd"/>
+      <w:r>
+        <w:t>/local/</w:t>
+      </w:r>
+      <w:proofErr w:type="spellStart"/>
+      <w:r>
+        <w:t>myql</w:t>
+      </w:r>
+      <w:proofErr w:type="spellEnd"/>
+      <w:r>
+        <w:t xml:space="preserve"> </w:t>
       </w:r>
       <w:r>
         <w:rPr>
@@ -851,36 +1005,81 @@
         </w:rPr>
         <w:t xml:space="preserve">폴더 안에 </w:t>
       </w:r>
+      <w:proofErr w:type="spellStart"/>
       <w:r>
         <w:t>MariaDB</w:t>
       </w:r>
-      <w:r>
-        <w:rPr>
-          <w:rFonts w:hint="eastAsia"/>
-        </w:rPr>
-        <w:t>가 설치된다.</w:t>
+      <w:proofErr w:type="spellEnd"/>
+      <w:r>
+        <w:rPr>
+          <w:rFonts w:hint="eastAsia"/>
+        </w:rPr>
+        <w:t>가 설치된다</w:t>
+      </w:r>
+      <w:proofErr w:type="gramStart"/>
+      <w:r>
+        <w:rPr>
+          <w:rFonts w:hint="eastAsia"/>
+        </w:rPr>
+        <w:t>.</w:t>
       </w:r>
       <w:r>
         <w:t>(</w:t>
       </w:r>
-      <w:r>
-        <w:rPr>
-          <w:rFonts w:hint="eastAsia"/>
-        </w:rPr>
-        <w:t>정확히는 /usr/local/</w:t>
-      </w:r>
+      <w:proofErr w:type="gramEnd"/>
+      <w:r>
+        <w:rPr>
+          <w:rFonts w:hint="eastAsia"/>
+        </w:rPr>
+        <w:t>정확히는 /</w:t>
+      </w:r>
+      <w:proofErr w:type="spellStart"/>
+      <w:r>
+        <w:rPr>
+          <w:rFonts w:hint="eastAsia"/>
+        </w:rPr>
+        <w:t>usr</w:t>
+      </w:r>
+      <w:proofErr w:type="spellEnd"/>
+      <w:r>
+        <w:rPr>
+          <w:rFonts w:hint="eastAsia"/>
+        </w:rPr>
+        <w:t>/local/</w:t>
+      </w:r>
+      <w:proofErr w:type="spellStart"/>
       <w:r>
         <w:t>mysql</w:t>
       </w:r>
-      <w:r>
-        <w:rPr>
-          <w:rFonts w:hint="eastAsia"/>
-        </w:rPr>
-        <w:t>은 심볼릭 링크임.</w:t>
-      </w:r>
-      <w:r>
-        <w:t>) MariaDB</w:t>
-      </w:r>
+      <w:proofErr w:type="spellEnd"/>
+      <w:r>
+        <w:rPr>
+          <w:rFonts w:hint="eastAsia"/>
+        </w:rPr>
+        <w:t xml:space="preserve">은 </w:t>
+      </w:r>
+      <w:proofErr w:type="spellStart"/>
+      <w:r>
+        <w:rPr>
+          <w:rFonts w:hint="eastAsia"/>
+        </w:rPr>
+        <w:t>심볼릭</w:t>
+      </w:r>
+      <w:proofErr w:type="spellEnd"/>
+      <w:r>
+        <w:rPr>
+          <w:rFonts w:hint="eastAsia"/>
+        </w:rPr>
+        <w:t xml:space="preserve"> 링크임.</w:t>
+      </w:r>
+      <w:r>
+        <w:t xml:space="preserve">) </w:t>
+      </w:r>
+      <w:proofErr w:type="spellStart"/>
+      <w:r>
+        <w:t>MariaDB</w:t>
+      </w:r>
+      <w:proofErr w:type="spellEnd"/>
       <w:r>
         <w:rPr>
           <w:rFonts w:hint="eastAsia"/>
@@ -888,7 +1087,23 @@
         <w:t xml:space="preserve">를 실행할 때는 </w:t>
       </w:r>
       <w:r>
-        <w:t xml:space="preserve">/usr/local/mysql/support-files </w:t>
+        <w:t>/</w:t>
+      </w:r>
+      <w:proofErr w:type="spellStart"/>
+      <w:r>
+        <w:t>usr</w:t>
+      </w:r>
+      <w:proofErr w:type="spellEnd"/>
+      <w:r>
+        <w:t>/local/</w:t>
+      </w:r>
+      <w:proofErr w:type="spellStart"/>
+      <w:r>
+        <w:t>mysql</w:t>
+      </w:r>
+      <w:proofErr w:type="spellEnd"/>
+      <w:r>
+        <w:t xml:space="preserve">/support-files </w:t>
       </w:r>
       <w:r>
         <w:rPr>
@@ -896,8 +1111,13 @@
         </w:rPr>
         <w:t xml:space="preserve">폴더로 이동한 후 </w:t>
       </w:r>
-      <w:r>
-        <w:t xml:space="preserve">mysql.server </w:t>
+      <w:proofErr w:type="spellStart"/>
+      <w:r>
+        <w:t>mysql.server</w:t>
+      </w:r>
+      <w:proofErr w:type="spellEnd"/>
+      <w:r>
+        <w:t xml:space="preserve"> </w:t>
       </w:r>
       <w:r>
         <w:rPr>
@@ -915,7 +1135,21 @@
         <w:rPr>
           <w:rFonts w:hint="eastAsia"/>
         </w:rPr>
-        <w:t xml:space="preserve"> 리눅스 </w:t>
+        <w:t xml:space="preserve"> </w:t>
+      </w:r>
+      <w:proofErr w:type="spellStart"/>
+      <w:r>
+        <w:rPr>
+          <w:rFonts w:hint="eastAsia"/>
+        </w:rPr>
+        <w:t>리눅스</w:t>
+      </w:r>
+      <w:proofErr w:type="spellEnd"/>
+      <w:r>
+        <w:rPr>
+          <w:rFonts w:hint="eastAsia"/>
+        </w:rPr>
+        <w:t xml:space="preserve"> </w:t>
       </w:r>
       <w:r>
         <w:t xml:space="preserve">root </w:t>
@@ -956,18 +1190,39 @@
         </w:rPr>
         <w:t xml:space="preserve">계정에서 실행하더라도 다음과 같이 </w:t>
       </w:r>
-      <w:r>
-        <w:t xml:space="preserve">MariaDB </w:t>
-      </w:r>
-      <w:r>
-        <w:rPr>
-          <w:rFonts w:hint="eastAsia"/>
-        </w:rPr>
-        <w:t xml:space="preserve">스스로 실행 후 일반 리눅스 계정인 </w:t>
-      </w:r>
+      <w:proofErr w:type="spellStart"/>
+      <w:r>
+        <w:t>MariaDB</w:t>
+      </w:r>
+      <w:proofErr w:type="spellEnd"/>
+      <w:r>
+        <w:t xml:space="preserve"> </w:t>
+      </w:r>
+      <w:r>
+        <w:rPr>
+          <w:rFonts w:hint="eastAsia"/>
+        </w:rPr>
+        <w:t xml:space="preserve">스스로 실행 후 일반 </w:t>
+      </w:r>
+      <w:proofErr w:type="spellStart"/>
+      <w:r>
+        <w:rPr>
+          <w:rFonts w:hint="eastAsia"/>
+        </w:rPr>
+        <w:t>리눅스</w:t>
+      </w:r>
+      <w:proofErr w:type="spellEnd"/>
+      <w:r>
+        <w:rPr>
+          <w:rFonts w:hint="eastAsia"/>
+        </w:rPr>
+        <w:t xml:space="preserve"> 계정인 </w:t>
+      </w:r>
+      <w:proofErr w:type="spellStart"/>
       <w:r>
         <w:t>mysql</w:t>
       </w:r>
+      <w:proofErr w:type="spellEnd"/>
       <w:r>
         <w:rPr>
           <w:rFonts w:hint="eastAsia"/>
@@ -1037,9 +1292,11 @@
         </w:rPr>
         <w:t xml:space="preserve">위에서 보면 </w:t>
       </w:r>
+      <w:proofErr w:type="spellStart"/>
       <w:r>
         <w:t>mysqld_safe</w:t>
       </w:r>
+      <w:proofErr w:type="spellEnd"/>
       <w:r>
         <w:rPr>
           <w:rFonts w:hint="eastAsia"/>
@@ -1055,45 +1312,72 @@
         </w:rPr>
         <w:t xml:space="preserve">계정으로 실행되나 </w:t>
       </w:r>
+      <w:proofErr w:type="spellStart"/>
       <w:r>
         <w:t>mysqld</w:t>
       </w:r>
+      <w:proofErr w:type="spellEnd"/>
       <w:r>
         <w:rPr>
           <w:rFonts w:hint="eastAsia"/>
         </w:rPr>
         <w:t xml:space="preserve">는 </w:t>
       </w:r>
-      <w:r>
-        <w:t xml:space="preserve">mysql </w:t>
-      </w:r>
-      <w:r>
-        <w:rPr>
-          <w:rFonts w:hint="eastAsia"/>
-        </w:rPr>
-        <w:t>계정으로 실행된 것을 볼 수 있다.</w:t>
+      <w:proofErr w:type="spellStart"/>
+      <w:r>
+        <w:t>mysql</w:t>
+      </w:r>
+      <w:proofErr w:type="spellEnd"/>
+      <w:r>
+        <w:t xml:space="preserve"> </w:t>
+      </w:r>
+      <w:r>
+        <w:rPr>
+          <w:rFonts w:hint="eastAsia"/>
+        </w:rPr>
+        <w:t>계정으로 실행된 것을 볼 수 있다</w:t>
+      </w:r>
+      <w:proofErr w:type="gramStart"/>
+      <w:r>
+        <w:rPr>
+          <w:rFonts w:hint="eastAsia"/>
+        </w:rPr>
+        <w:t>.</w:t>
       </w:r>
       <w:r>
         <w:t>(</w:t>
       </w:r>
-      <w:r>
-        <w:rPr>
-          <w:rFonts w:hint="eastAsia"/>
-        </w:rPr>
-        <w:t xml:space="preserve">MariaDB를 실행하면 </w:t>
-      </w:r>
+      <w:proofErr w:type="spellStart"/>
+      <w:proofErr w:type="gramEnd"/>
+      <w:r>
+        <w:rPr>
+          <w:rFonts w:hint="eastAsia"/>
+        </w:rPr>
+        <w:t>MariaDB</w:t>
+      </w:r>
+      <w:proofErr w:type="spellEnd"/>
+      <w:r>
+        <w:rPr>
+          <w:rFonts w:hint="eastAsia"/>
+        </w:rPr>
+        <w:t xml:space="preserve">를 실행하면 </w:t>
+      </w:r>
+      <w:proofErr w:type="spellStart"/>
       <w:r>
         <w:t>mysqld_safe</w:t>
       </w:r>
+      <w:proofErr w:type="spellEnd"/>
       <w:r>
         <w:rPr>
           <w:rFonts w:hint="eastAsia"/>
         </w:rPr>
         <w:t xml:space="preserve">가 먼저 실행되고 </w:t>
       </w:r>
+      <w:proofErr w:type="spellStart"/>
       <w:r>
         <w:t>mysqld_safe</w:t>
       </w:r>
+      <w:proofErr w:type="spellEnd"/>
       <w:r>
         <w:rPr>
           <w:rFonts w:hint="eastAsia"/>
@@ -1115,9 +1399,11 @@
         </w:rPr>
         <w:t xml:space="preserve">프로세스인 </w:t>
       </w:r>
+      <w:proofErr w:type="spellStart"/>
       <w:r>
         <w:t>mysqld</w:t>
       </w:r>
+      <w:proofErr w:type="spellEnd"/>
       <w:r>
         <w:rPr>
           <w:rFonts w:hint="eastAsia"/>
@@ -1128,8 +1414,13 @@
         <w:t>)</w:t>
       </w:r>
       <w:r>
-        <w:t xml:space="preserve"> MariaDB</w:t>
-      </w:r>
+        <w:t xml:space="preserve"> </w:t>
+      </w:r>
+      <w:proofErr w:type="spellStart"/>
+      <w:r>
+        <w:t>MariaDB</w:t>
+      </w:r>
+      <w:proofErr w:type="spellEnd"/>
       <w:r>
         <w:rPr>
           <w:rFonts w:hint="eastAsia"/>
@@ -1152,11 +1443,27 @@
         <w:rPr>
           <w:rFonts w:hint="eastAsia"/>
         </w:rPr>
-        <w:t xml:space="preserve">미만 포트에 해당하지 않아 일반 리눅스 계정인 </w:t>
-      </w:r>
+        <w:t xml:space="preserve">미만 포트에 해당하지 않아 일반 </w:t>
+      </w:r>
+      <w:proofErr w:type="spellStart"/>
+      <w:r>
+        <w:rPr>
+          <w:rFonts w:hint="eastAsia"/>
+        </w:rPr>
+        <w:t>리눅스</w:t>
+      </w:r>
+      <w:proofErr w:type="spellEnd"/>
+      <w:r>
+        <w:rPr>
+          <w:rFonts w:hint="eastAsia"/>
+        </w:rPr>
+        <w:t xml:space="preserve"> 계정인 </w:t>
+      </w:r>
+      <w:proofErr w:type="spellStart"/>
       <w:r>
         <w:t>mysql</w:t>
       </w:r>
+      <w:proofErr w:type="spellEnd"/>
       <w:r>
         <w:rPr>
           <w:rFonts w:hint="eastAsia"/>
@@ -1173,31 +1480,74 @@
         <w:t>다만,</w:t>
       </w:r>
       <w:r>
-        <w:t xml:space="preserve"> MariaDB </w:t>
-      </w:r>
-      <w:r>
-        <w:rPr>
-          <w:rFonts w:hint="eastAsia"/>
-        </w:rPr>
-        <w:t xml:space="preserve">설치 시 생성했던 리눅스 계정인 </w:t>
-      </w:r>
+        <w:t xml:space="preserve"> </w:t>
+      </w:r>
+      <w:proofErr w:type="spellStart"/>
+      <w:r>
+        <w:t>MariaDB</w:t>
+      </w:r>
+      <w:proofErr w:type="spellEnd"/>
+      <w:r>
+        <w:t xml:space="preserve"> </w:t>
+      </w:r>
+      <w:r>
+        <w:rPr>
+          <w:rFonts w:hint="eastAsia"/>
+        </w:rPr>
+        <w:t xml:space="preserve">설치 시 생성했던 </w:t>
+      </w:r>
+      <w:proofErr w:type="spellStart"/>
+      <w:r>
+        <w:rPr>
+          <w:rFonts w:hint="eastAsia"/>
+        </w:rPr>
+        <w:t>리눅스</w:t>
+      </w:r>
+      <w:proofErr w:type="spellEnd"/>
+      <w:r>
+        <w:rPr>
+          <w:rFonts w:hint="eastAsia"/>
+        </w:rPr>
+        <w:t xml:space="preserve"> 계정인 </w:t>
+      </w:r>
+      <w:proofErr w:type="spellStart"/>
       <w:r>
         <w:t>mysql</w:t>
       </w:r>
+      <w:proofErr w:type="spellEnd"/>
       <w:r>
         <w:rPr>
           <w:rFonts w:hint="eastAsia"/>
         </w:rPr>
         <w:t xml:space="preserve">에는 암호가 설정되어 있지 않아 </w:t>
       </w:r>
-      <w:r>
-        <w:t xml:space="preserve">mysql </w:t>
-      </w:r>
-      <w:r>
-        <w:rPr>
-          <w:rFonts w:hint="eastAsia"/>
-        </w:rPr>
-        <w:t xml:space="preserve">계정으로 리눅스에 로그인할 수 없기 때문에 </w:t>
+      <w:proofErr w:type="spellStart"/>
+      <w:r>
+        <w:t>mysql</w:t>
+      </w:r>
+      <w:proofErr w:type="spellEnd"/>
+      <w:r>
+        <w:t xml:space="preserve"> </w:t>
+      </w:r>
+      <w:r>
+        <w:rPr>
+          <w:rFonts w:hint="eastAsia"/>
+        </w:rPr>
+        <w:t xml:space="preserve">계정으로 </w:t>
+      </w:r>
+      <w:proofErr w:type="spellStart"/>
+      <w:r>
+        <w:rPr>
+          <w:rFonts w:hint="eastAsia"/>
+        </w:rPr>
+        <w:t>리눅스에</w:t>
+      </w:r>
+      <w:proofErr w:type="spellEnd"/>
+      <w:r>
+        <w:rPr>
+          <w:rFonts w:hint="eastAsia"/>
+        </w:rPr>
+        <w:t xml:space="preserve"> 로그인할 수 없기 때문에 </w:t>
       </w:r>
       <w:r>
         <w:t xml:space="preserve">root </w:t>
@@ -1206,7 +1556,21 @@
         <w:rPr>
           <w:rFonts w:hint="eastAsia"/>
         </w:rPr>
-        <w:t>계정으로 실행하는 것 뿐이다.</w:t>
+        <w:t xml:space="preserve">계정으로 실행하는 </w:t>
+      </w:r>
+      <w:proofErr w:type="gramStart"/>
+      <w:r>
+        <w:rPr>
+          <w:rFonts w:hint="eastAsia"/>
+        </w:rPr>
+        <w:t>것 뿐이다</w:t>
+      </w:r>
+      <w:proofErr w:type="gramEnd"/>
+      <w:r>
+        <w:rPr>
+          <w:rFonts w:hint="eastAsia"/>
+        </w:rPr>
+        <w:t>.</w:t>
       </w:r>
       <w:r>
         <w:t xml:space="preserve"> </w:t>
@@ -1217,8 +1581,13 @@
         </w:rPr>
         <w:t xml:space="preserve">따라서 </w:t>
       </w:r>
-      <w:r>
-        <w:t xml:space="preserve">mysql </w:t>
+      <w:proofErr w:type="spellStart"/>
+      <w:r>
+        <w:t>mysql</w:t>
+      </w:r>
+      <w:proofErr w:type="spellEnd"/>
+      <w:r>
+        <w:t xml:space="preserve"> </w:t>
       </w:r>
       <w:r>
         <w:rPr>
@@ -1226,17 +1595,24 @@
         </w:rPr>
         <w:t xml:space="preserve">계정으로 로그인해 </w:t>
       </w:r>
+      <w:proofErr w:type="spellStart"/>
       <w:r>
         <w:t>MariaDB</w:t>
       </w:r>
+      <w:proofErr w:type="spellEnd"/>
       <w:r>
         <w:rPr>
           <w:rFonts w:hint="eastAsia"/>
         </w:rPr>
         <w:t xml:space="preserve">를 실행하기 위해서는 </w:t>
       </w:r>
-      <w:r>
-        <w:t xml:space="preserve">mysql </w:t>
+      <w:proofErr w:type="spellStart"/>
+      <w:r>
+        <w:t>mysql</w:t>
+      </w:r>
+      <w:proofErr w:type="spellEnd"/>
+      <w:r>
+        <w:t xml:space="preserve"> </w:t>
       </w:r>
       <w:r>
         <w:rPr>
@@ -1244,8 +1620,13 @@
         </w:rPr>
         <w:t xml:space="preserve">계정의 암호를 설정한 다음 </w:t>
       </w:r>
-      <w:r>
-        <w:t xml:space="preserve">mysql </w:t>
+      <w:proofErr w:type="spellStart"/>
+      <w:r>
+        <w:t>mysql</w:t>
+      </w:r>
+      <w:proofErr w:type="spellEnd"/>
+      <w:r>
+        <w:t xml:space="preserve"> </w:t>
       </w:r>
       <w:r>
         <w:rPr>
@@ -1253,9 +1634,11 @@
         </w:rPr>
         <w:t xml:space="preserve">계정으로 로그인해 </w:t>
       </w:r>
+      <w:proofErr w:type="spellStart"/>
       <w:r>
         <w:t>MariaDB</w:t>
       </w:r>
+      <w:proofErr w:type="spellEnd"/>
       <w:r>
         <w:rPr>
           <w:rFonts w:hint="eastAsia"/>
@@ -1318,8 +1701,13 @@
         </w:rPr>
         <w:t xml:space="preserve">암호를 설정할 때는 </w:t>
       </w:r>
-      <w:r>
-        <w:t xml:space="preserve">jmocha </w:t>
+      <w:proofErr w:type="spellStart"/>
+      <w:r>
+        <w:t>jmocha</w:t>
+      </w:r>
+      <w:proofErr w:type="spellEnd"/>
+      <w:r>
+        <w:t xml:space="preserve"> </w:t>
       </w:r>
       <w:r>
         <w:rPr>
@@ -1336,8 +1724,13 @@
         </w:rPr>
         <w:t xml:space="preserve">위와 같이 암호를 설정한 후 </w:t>
       </w:r>
-      <w:r>
-        <w:t xml:space="preserve">mysql </w:t>
+      <w:proofErr w:type="spellStart"/>
+      <w:r>
+        <w:t>mysql</w:t>
+      </w:r>
+      <w:proofErr w:type="spellEnd"/>
+      <w:r>
+        <w:t xml:space="preserve"> </w:t>
       </w:r>
       <w:r>
         <w:rPr>
@@ -1346,7 +1739,23 @@
         <w:t xml:space="preserve">계정으로 로그인한 다음 동일하게 </w:t>
       </w:r>
       <w:r>
-        <w:t xml:space="preserve">/usr/local/mysql/support-files </w:t>
+        <w:t>/</w:t>
+      </w:r>
+      <w:proofErr w:type="spellStart"/>
+      <w:r>
+        <w:t>usr</w:t>
+      </w:r>
+      <w:proofErr w:type="spellEnd"/>
+      <w:r>
+        <w:t>/local/</w:t>
+      </w:r>
+      <w:proofErr w:type="spellStart"/>
+      <w:r>
+        <w:t>mysql</w:t>
+      </w:r>
+      <w:proofErr w:type="spellEnd"/>
+      <w:r>
+        <w:t xml:space="preserve">/support-files </w:t>
       </w:r>
       <w:r>
         <w:rPr>
@@ -1354,8 +1763,13 @@
         </w:rPr>
         <w:t xml:space="preserve">폴더로 이동해 </w:t>
       </w:r>
-      <w:r>
-        <w:t xml:space="preserve">mysql.server </w:t>
+      <w:proofErr w:type="spellStart"/>
+      <w:r>
+        <w:t>mysql.server</w:t>
+      </w:r>
+      <w:proofErr w:type="spellEnd"/>
+      <w:r>
+        <w:t xml:space="preserve"> </w:t>
       </w:r>
       <w:r>
         <w:rPr>
@@ -1363,9 +1777,11 @@
         </w:rPr>
         <w:t xml:space="preserve">스크립트로 </w:t>
       </w:r>
+      <w:proofErr w:type="spellStart"/>
       <w:r>
         <w:t>MariaDB</w:t>
       </w:r>
+      <w:proofErr w:type="spellEnd"/>
       <w:r>
         <w:rPr>
           <w:rFonts w:hint="eastAsia"/>
@@ -1379,48 +1795,227 @@
         <w:rPr>
           <w:rFonts w:hint="eastAsia"/>
         </w:rPr>
-        <w:t xml:space="preserve">이 때에는 </w:t>
-      </w:r>
-      <w:r>
-        <w:t xml:space="preserve">mysqld </w:t>
-      </w:r>
-      <w:r>
-        <w:rPr>
-          <w:rFonts w:hint="eastAsia"/>
-        </w:rPr>
-        <w:t xml:space="preserve">뿐 아니라 </w:t>
-      </w:r>
-      <w:r>
-        <w:t>mysqld_safe</w:t>
-      </w:r>
-      <w:r>
-        <w:rPr>
-          <w:rFonts w:hint="eastAsia"/>
-        </w:rPr>
-        <w:t xml:space="preserve">도 </w:t>
-      </w:r>
-      <w:r>
-        <w:t xml:space="preserve">mysql </w:t>
-      </w:r>
-      <w:r>
-        <w:rPr>
-          <w:rFonts w:hint="eastAsia"/>
-        </w:rPr>
-        <w:t>계정으로 실행</w:t>
-      </w:r>
-      <w:r>
-        <w:rPr>
-          <w:rFonts w:hint="eastAsia"/>
-        </w:rPr>
-        <w:t>된 것을 확인할 수 있다.</w:t>
+        <w:t>실행이 올바로 되기 위해서는 다음 환경 변수</w:t>
+      </w:r>
+      <w:r>
+        <w:rPr>
+          <w:rFonts w:hint="eastAsia"/>
+        </w:rPr>
+        <w:t>를</w:t>
+      </w:r>
+      <w:r>
+        <w:rPr>
+          <w:rFonts w:hint="eastAsia"/>
+        </w:rPr>
+        <w:t xml:space="preserve"> </w:t>
+      </w:r>
+      <w:r>
+        <w:t>/home/</w:t>
+      </w:r>
+      <w:proofErr w:type="spellStart"/>
+      <w:r>
+        <w:t>mysql</w:t>
+      </w:r>
+      <w:proofErr w:type="spellEnd"/>
+      <w:r>
+        <w:t>/</w:t>
+      </w:r>
+      <w:proofErr w:type="gramStart"/>
+      <w:r>
+        <w:t>.</w:t>
+      </w:r>
+      <w:proofErr w:type="spellStart"/>
+      <w:r>
+        <w:t>bash</w:t>
+      </w:r>
+      <w:proofErr w:type="gramEnd"/>
+      <w:r>
+        <w:t>_profile</w:t>
+      </w:r>
+      <w:proofErr w:type="spellEnd"/>
+      <w:r>
+        <w:t xml:space="preserve">에 </w:t>
+      </w:r>
+      <w:r>
+        <w:rPr>
+          <w:rFonts w:hint="eastAsia"/>
+        </w:rPr>
+        <w:t>설정할 필요가 있다.</w:t>
+      </w:r>
+      <w:r>
+        <w:t xml:space="preserve"> </w:t>
       </w:r>
     </w:p>
     <w:p>
+      <w:proofErr w:type="gramStart"/>
+      <w:r>
+        <w:t>export</w:t>
+      </w:r>
+      <w:proofErr w:type="gramEnd"/>
+      <w:r>
+        <w:t xml:space="preserve"> PATH=/</w:t>
+      </w:r>
+      <w:proofErr w:type="spellStart"/>
+      <w:r>
+        <w:t>usr</w:t>
+      </w:r>
+      <w:proofErr w:type="spellEnd"/>
+      <w:r>
+        <w:t>/local/</w:t>
+      </w:r>
+      <w:proofErr w:type="spellStart"/>
+      <w:r>
+        <w:t>mysql</w:t>
+      </w:r>
+      <w:proofErr w:type="spellEnd"/>
+      <w:r>
+        <w:t>/bin:$PATH</w:t>
+      </w:r>
+    </w:p>
+    <w:p>
+      <w:r>
+        <w:rPr>
+          <w:rFonts w:hint="eastAsia"/>
+        </w:rPr>
+        <w:lastRenderedPageBreak/>
+        <w:t xml:space="preserve">현재 </w:t>
+      </w:r>
+      <w:proofErr w:type="spellStart"/>
+      <w:r>
+        <w:rPr>
+          <w:rFonts w:hint="eastAsia"/>
+        </w:rPr>
+        <w:t>쉘에</w:t>
+      </w:r>
+      <w:proofErr w:type="spellEnd"/>
+      <w:r>
+        <w:rPr>
+          <w:rFonts w:hint="eastAsia"/>
+        </w:rPr>
+        <w:t xml:space="preserve"> 위 환경변수가 적용되기 위해서는 </w:t>
+      </w:r>
+      <w:r>
+        <w:t>/home/</w:t>
+      </w:r>
+      <w:proofErr w:type="spellStart"/>
+      <w:r>
+        <w:t>mysql</w:t>
+      </w:r>
+      <w:proofErr w:type="spellEnd"/>
+      <w:r>
+        <w:t xml:space="preserve"> </w:t>
+      </w:r>
+      <w:r>
+        <w:rPr>
+          <w:rFonts w:hint="eastAsia"/>
+        </w:rPr>
+        <w:t>폴더에서 다음 명령을 수행한다.</w:t>
+      </w:r>
+    </w:p>
+    <w:p>
+      <w:pPr>
+        <w:pStyle w:val="a4"/>
+        <w:numPr>
+          <w:ilvl w:val="0"/>
+          <w:numId w:val="14"/>
+        </w:numPr>
+        <w:ind w:leftChars="0"/>
+      </w:pPr>
+      <w:proofErr w:type="gramStart"/>
+      <w:r>
+        <w:t>source .</w:t>
+      </w:r>
+      <w:proofErr w:type="spellStart"/>
+      <w:r>
+        <w:t>bash</w:t>
+      </w:r>
+      <w:proofErr w:type="gramEnd"/>
+      <w:r>
+        <w:t>_profile</w:t>
+      </w:r>
+      <w:proofErr w:type="spellEnd"/>
+      <w:r>
+        <w:t xml:space="preserve"> </w:t>
+      </w:r>
+      <w:r>
+        <w:rPr>
+          <w:rFonts w:hint="eastAsia"/>
+        </w:rPr>
+        <w:t xml:space="preserve">혹은 </w:t>
+      </w:r>
+      <w:r>
+        <w:t>. .bash-Profile</w:t>
+      </w:r>
+    </w:p>
+    <w:p>
+      <w:proofErr w:type="spellStart"/>
+      <w:r>
+        <w:t>mysql</w:t>
+      </w:r>
+      <w:proofErr w:type="spellEnd"/>
+      <w:r>
+        <w:t xml:space="preserve"> </w:t>
+      </w:r>
+      <w:r>
+        <w:rPr>
+          <w:rFonts w:hint="eastAsia"/>
+        </w:rPr>
+        <w:t xml:space="preserve">계정으로 실행한 경우엔 </w:t>
+      </w:r>
+      <w:proofErr w:type="spellStart"/>
+      <w:r>
+        <w:t>mysqld</w:t>
+      </w:r>
+      <w:proofErr w:type="spellEnd"/>
+      <w:r>
+        <w:t xml:space="preserve"> </w:t>
+      </w:r>
+      <w:r>
+        <w:rPr>
+          <w:rFonts w:hint="eastAsia"/>
+        </w:rPr>
+        <w:t xml:space="preserve">뿐 아니라 </w:t>
+      </w:r>
+      <w:proofErr w:type="spellStart"/>
+      <w:r>
+        <w:t>mysqld_safe</w:t>
+      </w:r>
+      <w:proofErr w:type="spellEnd"/>
+      <w:r>
+        <w:rPr>
+          <w:rFonts w:hint="eastAsia"/>
+        </w:rPr>
+        <w:t xml:space="preserve">도 </w:t>
+      </w:r>
+      <w:proofErr w:type="spellStart"/>
+      <w:r>
+        <w:t>mysql</w:t>
+      </w:r>
+      <w:proofErr w:type="spellEnd"/>
+      <w:r>
+        <w:t xml:space="preserve"> </w:t>
+      </w:r>
+      <w:r>
+        <w:rPr>
+          <w:rFonts w:hint="eastAsia"/>
+        </w:rPr>
+        <w:t>계정으로 실행</w:t>
+      </w:r>
+      <w:r>
+        <w:rPr>
+          <w:rFonts w:hint="eastAsia"/>
+        </w:rPr>
+        <w:t>된 것을 확인할 수 있다.</w:t>
+      </w:r>
+      <w:r>
+        <w:t xml:space="preserve"> </w:t>
+      </w:r>
+    </w:p>
+    <w:p>
       <w:r>
         <w:rPr>
           <w:noProof/>
         </w:rPr>
-        <w:lastRenderedPageBreak/>
         <w:drawing>
           <wp:inline distT="0" distB="0" distL="0" distR="0">
             <wp:extent cx="5731510" cy="1170940"/>
@@ -1469,18 +2064,36 @@
         <w:pStyle w:val="1"/>
       </w:pPr>
       <w:bookmarkStart w:id="2" w:name="_Toc27311944"/>
+      <w:proofErr w:type="spellStart"/>
       <w:r>
         <w:t>ezEKP</w:t>
       </w:r>
-      <w:r>
-        <w:rPr>
-          <w:rFonts w:hint="eastAsia"/>
-        </w:rPr>
-        <w:t xml:space="preserve">를 리눅스 계정 </w:t>
-      </w:r>
+      <w:proofErr w:type="spellEnd"/>
+      <w:r>
+        <w:rPr>
+          <w:rFonts w:hint="eastAsia"/>
+        </w:rPr>
+        <w:t xml:space="preserve">를 </w:t>
+      </w:r>
+      <w:proofErr w:type="spellStart"/>
+      <w:r>
+        <w:rPr>
+          <w:rFonts w:hint="eastAsia"/>
+        </w:rPr>
+        <w:t>리눅스</w:t>
+      </w:r>
+      <w:proofErr w:type="spellEnd"/>
+      <w:r>
+        <w:rPr>
+          <w:rFonts w:hint="eastAsia"/>
+        </w:rPr>
+        <w:t xml:space="preserve"> 계정 </w:t>
+      </w:r>
+      <w:proofErr w:type="spellStart"/>
       <w:r>
         <w:t>jmocha</w:t>
       </w:r>
+      <w:proofErr w:type="spellEnd"/>
       <w:r>
         <w:rPr>
           <w:rFonts w:hint="eastAsia"/>
@@ -1490,12 +2103,14 @@
       <w:bookmarkEnd w:id="2"/>
     </w:p>
     <w:p>
+      <w:proofErr w:type="spellStart"/>
       <w:r>
         <w:rPr>
           <w:rFonts w:hint="eastAsia"/>
         </w:rPr>
         <w:t>ezEKP</w:t>
       </w:r>
+      <w:proofErr w:type="spellEnd"/>
       <w:r>
         <w:rPr>
           <w:rFonts w:hint="eastAsia"/>
@@ -1520,8 +2135,13 @@
         </w:rPr>
         <w:t xml:space="preserve">계정이 아닌 </w:t>
       </w:r>
-      <w:r>
-        <w:t xml:space="preserve">jmocha </w:t>
+      <w:proofErr w:type="spellStart"/>
+      <w:r>
+        <w:t>jmocha</w:t>
+      </w:r>
+      <w:proofErr w:type="spellEnd"/>
+      <w:r>
+        <w:t xml:space="preserve"> </w:t>
       </w:r>
       <w:r>
         <w:rPr>
@@ -1583,7 +2203,35 @@
         <w:rPr>
           <w:rFonts w:hint="eastAsia"/>
         </w:rPr>
-        <w:t xml:space="preserve">하지만 리눅스에서는 일반 리눅스 계정으로 </w:t>
+        <w:t xml:space="preserve">하지만 </w:t>
+      </w:r>
+      <w:proofErr w:type="spellStart"/>
+      <w:r>
+        <w:rPr>
+          <w:rFonts w:hint="eastAsia"/>
+        </w:rPr>
+        <w:t>리눅스에서는</w:t>
+      </w:r>
+      <w:proofErr w:type="spellEnd"/>
+      <w:r>
+        <w:rPr>
+          <w:rFonts w:hint="eastAsia"/>
+        </w:rPr>
+        <w:t xml:space="preserve"> 일반 </w:t>
+      </w:r>
+      <w:proofErr w:type="spellStart"/>
+      <w:r>
+        <w:rPr>
+          <w:rFonts w:hint="eastAsia"/>
+        </w:rPr>
+        <w:t>리눅스</w:t>
+      </w:r>
+      <w:proofErr w:type="spellEnd"/>
+      <w:r>
+        <w:rPr>
+          <w:rFonts w:hint="eastAsia"/>
+        </w:rPr>
+        <w:t xml:space="preserve"> 계정으로 </w:t>
       </w:r>
       <w:r>
         <w:t xml:space="preserve">1024 </w:t>
@@ -1622,7 +2270,15 @@
         <w:t xml:space="preserve">모든 자바 프로그램은 </w:t>
       </w:r>
       <w:r>
-        <w:t xml:space="preserve">java(/usr/local/java/bin/java) </w:t>
+        <w:t>java(/</w:t>
+      </w:r>
+      <w:proofErr w:type="spellStart"/>
+      <w:r>
+        <w:t>usr</w:t>
+      </w:r>
+      <w:proofErr w:type="spellEnd"/>
+      <w:r>
+        <w:t xml:space="preserve">/local/java/bin/java) </w:t>
       </w:r>
       <w:r>
         <w:rPr>
@@ -1646,11 +2302,19 @@
         <w:rPr>
           <w:rFonts w:hint="eastAsia"/>
         </w:rPr>
-        <w:t>설정 방법은 다음과 같다.</w:t>
+        <w:t>설정 방법은 다음과 같다</w:t>
+      </w:r>
+      <w:proofErr w:type="gramStart"/>
+      <w:r>
+        <w:rPr>
+          <w:rFonts w:hint="eastAsia"/>
+        </w:rPr>
+        <w:t>.</w:t>
       </w:r>
       <w:r>
         <w:t>(</w:t>
       </w:r>
+      <w:proofErr w:type="gramEnd"/>
       <w:r>
         <w:rPr>
           <w:rFonts w:hint="eastAsia"/>
@@ -1683,7 +2347,15 @@
         <w:t xml:space="preserve">다음 명령으로 </w:t>
       </w:r>
       <w:r>
-        <w:t xml:space="preserve">/usr/local/java/bin </w:t>
+        <w:t>/</w:t>
+      </w:r>
+      <w:proofErr w:type="spellStart"/>
+      <w:r>
+        <w:t>usr</w:t>
+      </w:r>
+      <w:proofErr w:type="spellEnd"/>
+      <w:r>
+        <w:t xml:space="preserve">/local/java/bin </w:t>
       </w:r>
       <w:r>
         <w:rPr>
@@ -1711,7 +2383,15 @@
         <w:t xml:space="preserve">d </w:t>
       </w:r>
       <w:r>
-        <w:t>/usr/local/java/bin</w:t>
+        <w:t>/</w:t>
+      </w:r>
+      <w:proofErr w:type="spellStart"/>
+      <w:r>
+        <w:t>usr</w:t>
+      </w:r>
+      <w:proofErr w:type="spellEnd"/>
+      <w:r>
+        <w:t>/local/java/bin</w:t>
       </w:r>
     </w:p>
     <w:p>
@@ -1760,8 +2440,21 @@
         </w:numPr>
         <w:ind w:leftChars="0"/>
       </w:pPr>
-      <w:r>
-        <w:t>setcap 'cap_net_bind_service=+ep'</w:t>
+      <w:proofErr w:type="spellStart"/>
+      <w:r>
+        <w:t>setcap</w:t>
+      </w:r>
+      <w:proofErr w:type="spellEnd"/>
+      <w:r>
+        <w:t xml:space="preserve"> '</w:t>
+      </w:r>
+      <w:proofErr w:type="spellStart"/>
+      <w:r>
+        <w:t>cap_net_bind_service</w:t>
+      </w:r>
+      <w:proofErr w:type="spellEnd"/>
+      <w:r>
+        <w:t>=+ep'</w:t>
       </w:r>
       <w:r>
         <w:t xml:space="preserve"> java</w:t>
@@ -1775,13 +2468,23 @@
           <w:numId w:val="12"/>
         </w:numPr>
         <w:ind w:leftChars="0"/>
-        <w:rPr>
-          <w:rFonts w:hint="eastAsia"/>
-        </w:rPr>
-      </w:pPr>
-      <w:r>
-        <w:t>/etc/ld.so.conf.d</w:t>
-      </w:r>
+      </w:pPr>
+      <w:r>
+        <w:t>/</w:t>
+      </w:r>
+      <w:proofErr w:type="spellStart"/>
+      <w:r>
+        <w:t>etc</w:t>
+      </w:r>
+      <w:proofErr w:type="spellEnd"/>
+      <w:r>
+        <w:t>/</w:t>
+      </w:r>
+      <w:proofErr w:type="spellStart"/>
+      <w:r>
+        <w:t>ld.so.conf.d</w:t>
+      </w:r>
+      <w:proofErr w:type="spellEnd"/>
       <w:r>
         <w:t xml:space="preserve"> </w:t>
       </w:r>
@@ -1805,8 +2508,21 @@
         <w:t xml:space="preserve">cd </w:t>
       </w:r>
       <w:r>
-        <w:t>/etc/ld.so.conf.d</w:t>
-      </w:r>
+        <w:t>/</w:t>
+      </w:r>
+      <w:proofErr w:type="spellStart"/>
+      <w:r>
+        <w:t>etc</w:t>
+      </w:r>
+      <w:proofErr w:type="spellEnd"/>
+      <w:r>
+        <w:t>/</w:t>
+      </w:r>
+      <w:proofErr w:type="spellStart"/>
+      <w:r>
+        <w:t>ld.so.conf.d</w:t>
+      </w:r>
+      <w:proofErr w:type="spellEnd"/>
     </w:p>
     <w:p>
       <w:pPr>
@@ -1818,14 +2534,17 @@
         <w:ind w:leftChars="0"/>
       </w:pPr>
       <w:r>
+        <w:lastRenderedPageBreak/>
         <w:t xml:space="preserve">vi </w:t>
       </w:r>
+      <w:proofErr w:type="spellStart"/>
       <w:r>
         <w:rPr>
           <w:rFonts w:hint="eastAsia"/>
         </w:rPr>
         <w:t>java.conf</w:t>
       </w:r>
+      <w:proofErr w:type="spellEnd"/>
       <w:r>
         <w:t xml:space="preserve"> </w:t>
       </w:r>
@@ -1839,8 +2558,21 @@
         <w:br/>
       </w:r>
       <w:r>
-        <w:t>/usr/local/java/lib/amd64/jli</w:t>
-      </w:r>
+        <w:t>/</w:t>
+      </w:r>
+      <w:proofErr w:type="spellStart"/>
+      <w:r>
+        <w:t>usr</w:t>
+      </w:r>
+      <w:proofErr w:type="spellEnd"/>
+      <w:r>
+        <w:t>/local/java/lib/amd64/</w:t>
+      </w:r>
+      <w:proofErr w:type="spellStart"/>
+      <w:r>
+        <w:t>jli</w:t>
+      </w:r>
+      <w:proofErr w:type="spellEnd"/>
     </w:p>
     <w:p>
       <w:pPr>
@@ -1867,12 +2599,14 @@
         </w:numPr>
         <w:ind w:leftChars="0"/>
       </w:pPr>
+      <w:proofErr w:type="spellStart"/>
       <w:r>
         <w:rPr>
           <w:rFonts w:hint="eastAsia"/>
         </w:rPr>
         <w:t>ldconfig</w:t>
       </w:r>
+      <w:proofErr w:type="spellEnd"/>
     </w:p>
     <w:p>
       <w:r>
@@ -1888,14 +2622,7 @@
         <w:rPr>
           <w:rFonts w:hint="eastAsia"/>
         </w:rPr>
-        <w:t>미만 포트를 사용하는 것이 가능</w:t>
-      </w:r>
-      <w:r>
-        <w:rPr>
-          <w:rFonts w:hint="eastAsia"/>
-        </w:rPr>
-        <w:lastRenderedPageBreak/>
-        <w:t>해진다.</w:t>
+        <w:t>미만 포트를 사용하는 것이 가능해진다.</w:t>
       </w:r>
       <w:r>
         <w:t xml:space="preserve"> </w:t>
@@ -1921,18 +2648,28 @@
         </w:rPr>
         <w:t xml:space="preserve">권한이 있지만 일반 계정인 </w:t>
       </w:r>
+      <w:proofErr w:type="spellStart"/>
       <w:r>
         <w:t>jmocha</w:t>
       </w:r>
-      <w:r>
-        <w:rPr>
-          <w:rFonts w:hint="eastAsia"/>
-        </w:rPr>
-        <w:t>로 실행할 때에는 다음과 같이 사용하는 폴더에 대한 소유권을 명시적으로 부여할 필요가 있다.</w:t>
+      <w:proofErr w:type="spellEnd"/>
+      <w:r>
+        <w:rPr>
+          <w:rFonts w:hint="eastAsia"/>
+        </w:rPr>
+        <w:t>로 실행할 때에는 다음과 같이 사용하는 폴더에 대한 소유권을 명시적으로 부여할 필요가 있다</w:t>
+      </w:r>
+      <w:proofErr w:type="gramStart"/>
+      <w:r>
+        <w:rPr>
+          <w:rFonts w:hint="eastAsia"/>
+        </w:rPr>
+        <w:t>.</w:t>
       </w:r>
       <w:r>
         <w:t>(</w:t>
       </w:r>
+      <w:proofErr w:type="gramEnd"/>
       <w:r>
         <w:rPr>
           <w:rFonts w:hint="eastAsia"/>
@@ -1968,8 +2705,16 @@
         <w:rPr>
           <w:rFonts w:hint="eastAsia"/>
         </w:rPr>
-        <w:t>home/jmocha</w:t>
-      </w:r>
+        <w:t>home/</w:t>
+      </w:r>
+      <w:proofErr w:type="spellStart"/>
+      <w:r>
+        <w:rPr>
+          <w:rFonts w:hint="eastAsia"/>
+        </w:rPr>
+        <w:t>jmocha</w:t>
+      </w:r>
+      <w:proofErr w:type="spellEnd"/>
       <w:r>
         <w:t xml:space="preserve"> </w:t>
       </w:r>
@@ -1990,7 +2735,15 @@
         <w:ind w:leftChars="0"/>
       </w:pPr>
       <w:r>
-        <w:t xml:space="preserve">cd /home/jmocha </w:t>
+        <w:t>cd /home/</w:t>
+      </w:r>
+      <w:proofErr w:type="spellStart"/>
+      <w:r>
+        <w:t>jmocha</w:t>
+      </w:r>
+      <w:proofErr w:type="spellEnd"/>
+      <w:r>
+        <w:t xml:space="preserve"> </w:t>
       </w:r>
       <w:r>
         <w:rPr>
@@ -2020,12 +2773,14 @@
         </w:numPr>
         <w:ind w:leftChars="0"/>
       </w:pPr>
+      <w:proofErr w:type="spellStart"/>
       <w:r>
         <w:rPr>
           <w:rFonts w:hint="eastAsia"/>
         </w:rPr>
         <w:t>ezEKP</w:t>
       </w:r>
+      <w:proofErr w:type="spellEnd"/>
       <w:r>
         <w:t xml:space="preserve"> </w:t>
       </w:r>
@@ -2035,9 +2790,11 @@
         </w:rPr>
         <w:t xml:space="preserve">폴더와 그 하위의 소유자 및 그룹을 </w:t>
       </w:r>
+      <w:proofErr w:type="spellStart"/>
       <w:r>
         <w:t>jmocha</w:t>
       </w:r>
+      <w:proofErr w:type="spellEnd"/>
       <w:r>
         <w:rPr>
           <w:rFonts w:hint="eastAsia"/>
@@ -2054,6 +2811,7 @@
         </w:numPr>
         <w:ind w:leftChars="0"/>
       </w:pPr>
+      <w:proofErr w:type="spellStart"/>
       <w:r>
         <w:t>c</w:t>
       </w:r>
@@ -2061,11 +2819,31 @@
         <w:rPr>
           <w:rFonts w:hint="eastAsia"/>
         </w:rPr>
-        <w:t xml:space="preserve">hown </w:t>
-      </w:r>
-      <w:r>
-        <w:t>–R jmocha:jmocha ezEKP</w:t>
-      </w:r>
+        <w:t>hown</w:t>
+      </w:r>
+      <w:proofErr w:type="spellEnd"/>
+      <w:r>
+        <w:rPr>
+          <w:rFonts w:hint="eastAsia"/>
+        </w:rPr>
+        <w:t xml:space="preserve"> </w:t>
+      </w:r>
+      <w:r>
+        <w:t xml:space="preserve">–R </w:t>
+      </w:r>
+      <w:proofErr w:type="spellStart"/>
+      <w:r>
+        <w:t>jmocha:jmocha</w:t>
+      </w:r>
+      <w:proofErr w:type="spellEnd"/>
+      <w:r>
+        <w:t xml:space="preserve"> </w:t>
+      </w:r>
+      <w:proofErr w:type="spellStart"/>
+      <w:r>
+        <w:t>ezEKP</w:t>
+      </w:r>
+      <w:proofErr w:type="spellEnd"/>
     </w:p>
     <w:p>
       <w:pPr>
@@ -2132,17 +2910,17 @@
         </w:rPr>
         <w:t xml:space="preserve"> </w:t>
       </w:r>
-      <w:bookmarkStart w:id="3" w:name="_GoBack"/>
-      <w:bookmarkEnd w:id="3"/>
       <w:r>
         <w:rPr>
           <w:rFonts w:hint="eastAsia"/>
         </w:rPr>
         <w:t xml:space="preserve">소유자 및 그룹을 </w:t>
       </w:r>
+      <w:proofErr w:type="spellStart"/>
       <w:r>
         <w:t>jmocha</w:t>
       </w:r>
+      <w:proofErr w:type="spellEnd"/>
       <w:r>
         <w:rPr>
           <w:rFonts w:hint="eastAsia"/>
@@ -2159,6 +2937,7 @@
         </w:numPr>
         <w:ind w:leftChars="0"/>
       </w:pPr>
+      <w:proofErr w:type="spellStart"/>
       <w:r>
         <w:t>c</w:t>
       </w:r>
@@ -2166,57 +2945,449 @@
         <w:rPr>
           <w:rFonts w:hint="eastAsia"/>
         </w:rPr>
-        <w:t xml:space="preserve">hown </w:t>
+        <w:t>hown</w:t>
+      </w:r>
+      <w:proofErr w:type="spellEnd"/>
+      <w:r>
+        <w:rPr>
+          <w:rFonts w:hint="eastAsia"/>
+        </w:rPr>
+        <w:t xml:space="preserve"> </w:t>
       </w:r>
       <w:r>
         <w:t xml:space="preserve">–R </w:t>
       </w:r>
-      <w:r>
-        <w:t>jmocha:jmocha shared</w:t>
+      <w:proofErr w:type="spellStart"/>
+      <w:r>
+        <w:t>jmocha:jmocha</w:t>
+      </w:r>
+      <w:proofErr w:type="spellEnd"/>
+      <w:r>
+        <w:t xml:space="preserve"> shared</w:t>
       </w:r>
     </w:p>
     <w:p>
-      <w:r>
-        <w:rPr>
-          <w:rFonts w:hint="eastAsia"/>
-        </w:rPr>
-        <w:t xml:space="preserve">위 설정들을 모두 완료한 후 </w:t>
-      </w:r>
-      <w:r>
-        <w:t xml:space="preserve">jmocha </w:t>
-      </w:r>
-      <w:r>
-        <w:rPr>
-          <w:rFonts w:hint="eastAsia"/>
-        </w:rPr>
-        <w:t xml:space="preserve">계정에서 </w:t>
-      </w:r>
-      <w:r>
-        <w:t xml:space="preserve">ezEKP </w:t>
-      </w:r>
-      <w:r>
-        <w:rPr>
-          <w:rFonts w:hint="eastAsia"/>
-        </w:rPr>
-        <w:t>서비스들(</w:t>
-      </w:r>
-      <w:r>
-        <w:t>jgw-server, jmocha-server, ezFlow App)</w:t>
-      </w:r>
-      <w:r>
-        <w:rPr>
-          <w:rFonts w:hint="eastAsia"/>
-        </w:rPr>
-        <w:t>을 실행하면 된다.</w:t>
+      <w:pPr>
+        <w:pStyle w:val="a4"/>
+        <w:numPr>
+          <w:ilvl w:val="0"/>
+          <w:numId w:val="13"/>
+        </w:numPr>
+        <w:ind w:leftChars="0"/>
+      </w:pPr>
+      <w:r>
+        <w:t>/</w:t>
+      </w:r>
+      <w:proofErr w:type="spellStart"/>
+      <w:r>
+        <w:rPr>
+          <w:rFonts w:hint="eastAsia"/>
+        </w:rPr>
+        <w:t>etc</w:t>
+      </w:r>
+      <w:proofErr w:type="spellEnd"/>
+      <w:r>
+        <w:rPr>
+          <w:rFonts w:hint="eastAsia"/>
+        </w:rPr>
+        <w:t>/security/</w:t>
+      </w:r>
+      <w:proofErr w:type="spellStart"/>
+      <w:r>
+        <w:rPr>
+          <w:rFonts w:hint="eastAsia"/>
+        </w:rPr>
+        <w:t>limits.</w:t>
+      </w:r>
+      <w:r>
+        <w:t>conf</w:t>
+      </w:r>
+      <w:proofErr w:type="spellEnd"/>
+      <w:r>
+        <w:t xml:space="preserve">에 </w:t>
+      </w:r>
+      <w:r>
+        <w:rPr>
+          <w:rFonts w:hint="eastAsia"/>
+        </w:rPr>
+        <w:t xml:space="preserve">다음 </w:t>
+      </w:r>
+      <w:r>
+        <w:t>2</w:t>
+      </w:r>
+      <w:r>
+        <w:rPr>
+          <w:rFonts w:hint="eastAsia"/>
+        </w:rPr>
+        <w:t>개의 항목들을 추가</w:t>
+      </w:r>
+      <w:r>
+        <w:br/>
+      </w:r>
+      <w:proofErr w:type="spellStart"/>
+      <w:r>
+        <w:t>jmocha</w:t>
+      </w:r>
+      <w:proofErr w:type="spellEnd"/>
+      <w:r>
+        <w:t xml:space="preserve">             soft    </w:t>
+      </w:r>
+      <w:proofErr w:type="spellStart"/>
+      <w:r>
+        <w:t>nofile</w:t>
+      </w:r>
+      <w:proofErr w:type="spellEnd"/>
+      <w:r>
+        <w:t xml:space="preserve">           65535</w:t>
       </w:r>
     </w:p>
     <w:p>
       <w:pPr>
-        <w:rPr>
-          <w:rFonts w:hint="eastAsia"/>
-        </w:rPr>
-      </w:pPr>
+        <w:pStyle w:val="a4"/>
+        <w:ind w:leftChars="0" w:left="720"/>
+      </w:pPr>
+      <w:proofErr w:type="spellStart"/>
+      <w:proofErr w:type="gramStart"/>
+      <w:r>
+        <w:t>jmocha</w:t>
+      </w:r>
+      <w:proofErr w:type="spellEnd"/>
+      <w:proofErr w:type="gramEnd"/>
+      <w:r>
+        <w:t xml:space="preserve">             hard    </w:t>
+      </w:r>
+      <w:proofErr w:type="spellStart"/>
+      <w:r>
+        <w:t>nofile</w:t>
+      </w:r>
+      <w:proofErr w:type="spellEnd"/>
+      <w:r>
+        <w:t xml:space="preserve">           65535</w:t>
+      </w:r>
     </w:p>
+    <w:p>
+      <w:r>
+        <w:rPr>
+          <w:rFonts w:hint="eastAsia"/>
+        </w:rPr>
+        <w:t xml:space="preserve">위에서 마지막 항목은 </w:t>
+      </w:r>
+      <w:proofErr w:type="spellStart"/>
+      <w:r>
+        <w:t>jmocha</w:t>
+      </w:r>
+      <w:proofErr w:type="spellEnd"/>
+      <w:r>
+        <w:t xml:space="preserve"> </w:t>
+      </w:r>
+      <w:r>
+        <w:rPr>
+          <w:rFonts w:hint="eastAsia"/>
+        </w:rPr>
+        <w:t xml:space="preserve">계정으로 실행하는 프로세스가 동시에 </w:t>
+      </w:r>
+      <w:proofErr w:type="spellStart"/>
+      <w:r>
+        <w:rPr>
+          <w:rFonts w:hint="eastAsia"/>
+        </w:rPr>
+        <w:t>오픈할</w:t>
+      </w:r>
+      <w:proofErr w:type="spellEnd"/>
+      <w:r>
+        <w:rPr>
+          <w:rFonts w:hint="eastAsia"/>
+        </w:rPr>
+        <w:t xml:space="preserve"> 수 있는 파일들(소켓 포함)의 최대 개수를 설정하는 것과 관련이 되어 있다</w:t>
+      </w:r>
+      <w:proofErr w:type="gramStart"/>
+      <w:r>
+        <w:rPr>
+          <w:rFonts w:hint="eastAsia"/>
+        </w:rPr>
+        <w:t>.</w:t>
+      </w:r>
+      <w:r>
+        <w:t>(</w:t>
+      </w:r>
+      <w:proofErr w:type="gramEnd"/>
+      <w:r>
+        <w:rPr>
+          <w:rFonts w:hint="eastAsia"/>
+        </w:rPr>
+        <w:t xml:space="preserve">이 설정은 최대 설정 가능한 한계를 정하는 것이고 구체적 설정은 이후 </w:t>
+      </w:r>
+      <w:r>
+        <w:t>.</w:t>
+      </w:r>
+      <w:proofErr w:type="spellStart"/>
+      <w:r>
+        <w:t>bash_profile</w:t>
+      </w:r>
+      <w:proofErr w:type="spellEnd"/>
+      <w:r>
+        <w:t xml:space="preserve">에서 </w:t>
+      </w:r>
+      <w:proofErr w:type="spellStart"/>
+      <w:r>
+        <w:t>ulimit</w:t>
+      </w:r>
+      <w:proofErr w:type="spellEnd"/>
+      <w:r>
+        <w:t xml:space="preserve"> –n 65535 </w:t>
+      </w:r>
+      <w:r>
+        <w:rPr>
+          <w:rFonts w:hint="eastAsia"/>
+        </w:rPr>
+        <w:t>커맨드로 한다.</w:t>
+      </w:r>
+      <w:r>
+        <w:t xml:space="preserve">) </w:t>
+      </w:r>
+      <w:r>
+        <w:rPr>
+          <w:rFonts w:hint="eastAsia"/>
+        </w:rPr>
+        <w:t xml:space="preserve">위 설정들을 모두 완료한 후 </w:t>
+      </w:r>
+      <w:proofErr w:type="spellStart"/>
+      <w:r>
+        <w:t>jmocha</w:t>
+      </w:r>
+      <w:proofErr w:type="spellEnd"/>
+      <w:r>
+        <w:t xml:space="preserve"> </w:t>
+      </w:r>
+      <w:r>
+        <w:rPr>
+          <w:rFonts w:hint="eastAsia"/>
+        </w:rPr>
+        <w:t xml:space="preserve">계정에서 </w:t>
+      </w:r>
+      <w:proofErr w:type="spellStart"/>
+      <w:r>
+        <w:t>ezEKP</w:t>
+      </w:r>
+      <w:proofErr w:type="spellEnd"/>
+      <w:r>
+        <w:t xml:space="preserve"> </w:t>
+      </w:r>
+      <w:r>
+        <w:rPr>
+          <w:rFonts w:hint="eastAsia"/>
+        </w:rPr>
+        <w:t>서비스들(</w:t>
+      </w:r>
+      <w:proofErr w:type="spellStart"/>
+      <w:r>
+        <w:t>jgw</w:t>
+      </w:r>
+      <w:proofErr w:type="spellEnd"/>
+      <w:r>
+        <w:t xml:space="preserve">-server, </w:t>
+      </w:r>
+      <w:proofErr w:type="spellStart"/>
+      <w:r>
+        <w:t>jmocha</w:t>
+      </w:r>
+      <w:proofErr w:type="spellEnd"/>
+      <w:r>
+        <w:t xml:space="preserve">-server, </w:t>
+      </w:r>
+      <w:proofErr w:type="spellStart"/>
+      <w:r>
+        <w:t>ezFlow</w:t>
+      </w:r>
+      <w:proofErr w:type="spellEnd"/>
+      <w:r>
+        <w:t xml:space="preserve"> App)</w:t>
+      </w:r>
+      <w:r>
+        <w:rPr>
+          <w:rFonts w:hint="eastAsia"/>
+        </w:rPr>
+        <w:t>을 실행하면 된다.</w:t>
+      </w:r>
+      <w:r>
+        <w:t xml:space="preserve"> </w:t>
+      </w:r>
+      <w:r>
+        <w:rPr>
+          <w:rFonts w:hint="eastAsia"/>
+        </w:rPr>
+        <w:t xml:space="preserve">실행이 올바로 되기 위해서는 다음 환경 변수들을 </w:t>
+      </w:r>
+      <w:r>
+        <w:t>/home/</w:t>
+      </w:r>
+      <w:proofErr w:type="spellStart"/>
+      <w:r>
+        <w:t>jmocha</w:t>
+      </w:r>
+      <w:proofErr w:type="spellEnd"/>
+      <w:r>
+        <w:t>/</w:t>
+      </w:r>
+      <w:proofErr w:type="gramStart"/>
+      <w:r>
+        <w:t>.</w:t>
+      </w:r>
+      <w:proofErr w:type="spellStart"/>
+      <w:r>
+        <w:t>bash</w:t>
+      </w:r>
+      <w:proofErr w:type="gramEnd"/>
+      <w:r>
+        <w:t>_profile</w:t>
+      </w:r>
+      <w:proofErr w:type="spellEnd"/>
+      <w:r>
+        <w:t xml:space="preserve">에 </w:t>
+      </w:r>
+      <w:r>
+        <w:rPr>
+          <w:rFonts w:hint="eastAsia"/>
+        </w:rPr>
+        <w:t>설정할 필요가 있다.</w:t>
+      </w:r>
+      <w:bookmarkStart w:id="3" w:name="_GoBack"/>
+      <w:bookmarkEnd w:id="3"/>
+    </w:p>
+    <w:p/>
+    <w:p>
+      <w:proofErr w:type="gramStart"/>
+      <w:r>
+        <w:t>export</w:t>
+      </w:r>
+      <w:proofErr w:type="gramEnd"/>
+      <w:r>
+        <w:t xml:space="preserve"> JAVA_HOME=/</w:t>
+      </w:r>
+      <w:proofErr w:type="spellStart"/>
+      <w:r>
+        <w:t>usr</w:t>
+      </w:r>
+      <w:proofErr w:type="spellEnd"/>
+      <w:r>
+        <w:t>/local/java</w:t>
+      </w:r>
+    </w:p>
+    <w:p>
+      <w:proofErr w:type="gramStart"/>
+      <w:r>
+        <w:t>export</w:t>
+      </w:r>
+      <w:proofErr w:type="gramEnd"/>
+      <w:r>
+        <w:t xml:space="preserve"> PATH=$JAVA_HOME/bin:$PATH</w:t>
+      </w:r>
+    </w:p>
+    <w:p>
+      <w:proofErr w:type="spellStart"/>
+      <w:proofErr w:type="gramStart"/>
+      <w:r>
+        <w:t>ulimit</w:t>
+      </w:r>
+      <w:proofErr w:type="spellEnd"/>
+      <w:proofErr w:type="gramEnd"/>
+      <w:r>
+        <w:t xml:space="preserve"> –n </w:t>
+      </w:r>
+      <w:r>
+        <w:t>65535</w:t>
+      </w:r>
+    </w:p>
+    <w:p/>
+    <w:p>
+      <w:r>
+        <w:rPr>
+          <w:rFonts w:hint="eastAsia"/>
+        </w:rPr>
+        <w:t xml:space="preserve">현재 </w:t>
+      </w:r>
+      <w:proofErr w:type="spellStart"/>
+      <w:r>
+        <w:rPr>
+          <w:rFonts w:hint="eastAsia"/>
+        </w:rPr>
+        <w:t>쉘에</w:t>
+      </w:r>
+      <w:proofErr w:type="spellEnd"/>
+      <w:r>
+        <w:rPr>
+          <w:rFonts w:hint="eastAsia"/>
+        </w:rPr>
+        <w:t xml:space="preserve"> 위 환경변</w:t>
+      </w:r>
+      <w:r>
+        <w:rPr>
+          <w:rFonts w:hint="eastAsia"/>
+        </w:rPr>
+        <w:t>수들이</w:t>
+      </w:r>
+      <w:r>
+        <w:rPr>
+          <w:rFonts w:hint="eastAsia"/>
+        </w:rPr>
+        <w:t xml:space="preserve"> 적용되기 위해서는 </w:t>
+      </w:r>
+      <w:r>
+        <w:t>/home/</w:t>
+      </w:r>
+      <w:proofErr w:type="spellStart"/>
+      <w:r>
+        <w:t>jmocha</w:t>
+      </w:r>
+      <w:proofErr w:type="spellEnd"/>
+      <w:r>
+        <w:t xml:space="preserve"> </w:t>
+      </w:r>
+      <w:r>
+        <w:rPr>
+          <w:rFonts w:hint="eastAsia"/>
+        </w:rPr>
+        <w:t>폴더에서 다음 명령을 수행한다.</w:t>
+      </w:r>
+    </w:p>
+    <w:p>
+      <w:pPr>
+        <w:pStyle w:val="a4"/>
+        <w:numPr>
+          <w:ilvl w:val="0"/>
+          <w:numId w:val="14"/>
+        </w:numPr>
+        <w:ind w:leftChars="0"/>
+      </w:pPr>
+      <w:proofErr w:type="gramStart"/>
+      <w:r>
+        <w:t>source .</w:t>
+      </w:r>
+      <w:proofErr w:type="spellStart"/>
+      <w:r>
+        <w:t>bash</w:t>
+      </w:r>
+      <w:proofErr w:type="gramEnd"/>
+      <w:r>
+        <w:t>_profile</w:t>
+      </w:r>
+      <w:proofErr w:type="spellEnd"/>
+      <w:r>
+        <w:t xml:space="preserve"> </w:t>
+      </w:r>
+      <w:r>
+        <w:rPr>
+          <w:rFonts w:hint="eastAsia"/>
+        </w:rPr>
+        <w:t xml:space="preserve">혹은 </w:t>
+      </w:r>
+      <w:r>
+        <w:t>. .bash-Profile</w:t>
+      </w:r>
+    </w:p>
+    <w:p/>
+    <w:p/>
+    <w:p/>
     <w:sectPr>
       <w:pgSz w:w="11906" w:h="16838"/>
       <w:pgMar w:top="1701" w:right="1440" w:bottom="1440" w:left="1440" w:header="851" w:footer="992" w:gutter="0"/>
@@ -2432,6 +3603,119 @@
     </w:lvl>
   </w:abstractNum>
   <w:abstractNum w:abstractNumId="2" w15:restartNumberingAfterBreak="0">
+    <w:nsid w:val="1C773B43"/>
+    <w:multiLevelType w:val="hybridMultilevel"/>
+    <w:tmpl w:val="4DAE753E"/>
+    <w:lvl w:ilvl="0" w:tplc="04090001">
+      <w:start w:val="1"/>
+      <w:numFmt w:val="bullet"/>
+      <w:lvlText w:val=""/>
+      <w:lvlJc w:val="left"/>
+      <w:pPr>
+        <w:ind w:left="720" w:hanging="360"/>
+      </w:pPr>
+      <w:rPr>
+        <w:rFonts w:ascii="Symbol" w:hAnsi="Symbol" w:hint="default"/>
+      </w:rPr>
+    </w:lvl>
+    <w:lvl w:ilvl="1" w:tplc="04090003" w:tentative="1">
+      <w:start w:val="1"/>
+      <w:numFmt w:val="bullet"/>
+      <w:lvlText w:val="o"/>
+      <w:lvlJc w:val="left"/>
+      <w:pPr>
+        <w:ind w:left="1440" w:hanging="360"/>
+      </w:pPr>
+      <w:rPr>
+        <w:rFonts w:ascii="Courier New" w:hAnsi="Courier New" w:cs="Courier New" w:hint="default"/>
+      </w:rPr>
+    </w:lvl>
+    <w:lvl w:ilvl="2" w:tplc="04090005" w:tentative="1">
+      <w:start w:val="1"/>
+      <w:numFmt w:val="bullet"/>
+      <w:lvlText w:val=""/>
+      <w:lvlJc w:val="left"/>
+      <w:pPr>
+        <w:ind w:left="2160" w:hanging="360"/>
+      </w:pPr>
+      <w:rPr>
+        <w:rFonts w:ascii="Wingdings" w:hAnsi="Wingdings" w:hint="default"/>
+      </w:rPr>
+    </w:lvl>
+    <w:lvl w:ilvl="3" w:tplc="04090001" w:tentative="1">
+      <w:start w:val="1"/>
+      <w:numFmt w:val="bullet"/>
+      <w:lvlText w:val=""/>
+      <w:lvlJc w:val="left"/>
+      <w:pPr>
+        <w:ind w:left="2880" w:hanging="360"/>
+      </w:pPr>
+      <w:rPr>
+        <w:rFonts w:ascii="Symbol" w:hAnsi="Symbol" w:hint="default"/>
+      </w:rPr>
+    </w:lvl>
+    <w:lvl w:ilvl="4" w:tplc="04090003" w:tentative="1">
+      <w:start w:val="1"/>
+      <w:numFmt w:val="bullet"/>
+      <w:lvlText w:val="o"/>
+      <w:lvlJc w:val="left"/>
+      <w:pPr>
+        <w:ind w:left="3600" w:hanging="360"/>
+      </w:pPr>
+      <w:rPr>
+        <w:rFonts w:ascii="Courier New" w:hAnsi="Courier New" w:cs="Courier New" w:hint="default"/>
+      </w:rPr>
+    </w:lvl>
+    <w:lvl w:ilvl="5" w:tplc="04090005" w:tentative="1">
+      <w:start w:val="1"/>
+      <w:numFmt w:val="bullet"/>
+      <w:lvlText w:val=""/>
+      <w:lvlJc w:val="left"/>
+      <w:pPr>
+        <w:ind w:left="4320" w:hanging="360"/>
+      </w:pPr>
+      <w:rPr>
+        <w:rFonts w:ascii="Wingdings" w:hAnsi="Wingdings" w:hint="default"/>
+      </w:rPr>
+    </w:lvl>
+    <w:lvl w:ilvl="6" w:tplc="04090001" w:tentative="1">
+      <w:start w:val="1"/>
+      <w:numFmt w:val="bullet"/>
+      <w:lvlText w:val=""/>
+      <w:lvlJc w:val="left"/>
+      <w:pPr>
+        <w:ind w:left="5040" w:hanging="360"/>
+      </w:pPr>
+      <w:rPr>
+        <w:rFonts w:ascii="Symbol" w:hAnsi="Symbol" w:hint="default"/>
+      </w:rPr>
+    </w:lvl>
+    <w:lvl w:ilvl="7" w:tplc="04090003" w:tentative="1">
+      <w:start w:val="1"/>
+      <w:numFmt w:val="bullet"/>
+      <w:lvlText w:val="o"/>
+      <w:lvlJc w:val="left"/>
+      <w:pPr>
+        <w:ind w:left="5760" w:hanging="360"/>
+      </w:pPr>
+      <w:rPr>
+        <w:rFonts w:ascii="Courier New" w:hAnsi="Courier New" w:cs="Courier New" w:hint="default"/>
+      </w:rPr>
+    </w:lvl>
+    <w:lvl w:ilvl="8" w:tplc="04090005" w:tentative="1">
+      <w:start w:val="1"/>
+      <w:numFmt w:val="bullet"/>
+      <w:lvlText w:val=""/>
+      <w:lvlJc w:val="left"/>
+      <w:pPr>
+        <w:ind w:left="6480" w:hanging="360"/>
+      </w:pPr>
+      <w:rPr>
+        <w:rFonts w:ascii="Wingdings" w:hAnsi="Wingdings" w:hint="default"/>
+      </w:rPr>
+    </w:lvl>
+  </w:abstractNum>
+  <w:abstractNum w:abstractNumId="3" w15:restartNumberingAfterBreak="0">
     <w:nsid w:val="22FC489A"/>
     <w:multiLevelType w:val="hybridMultilevel"/>
     <w:tmpl w:val="08C266C8"/>
@@ -2520,7 +3804,7 @@
       </w:pPr>
     </w:lvl>
   </w:abstractNum>
-  <w:abstractNum w:abstractNumId="3" w15:restartNumberingAfterBreak="0">
+  <w:abstractNum w:abstractNumId="4" w15:restartNumberingAfterBreak="0">
     <w:nsid w:val="273A0EC8"/>
     <w:multiLevelType w:val="hybridMultilevel"/>
     <w:tmpl w:val="08C266C8"/>
@@ -2609,7 +3893,7 @@
       </w:pPr>
     </w:lvl>
   </w:abstractNum>
-  <w:abstractNum w:abstractNumId="4" w15:restartNumberingAfterBreak="0">
+  <w:abstractNum w:abstractNumId="5" w15:restartNumberingAfterBreak="0">
     <w:nsid w:val="2C52012D"/>
     <w:multiLevelType w:val="hybridMultilevel"/>
     <w:tmpl w:val="ABEABE9C"/>
@@ -2695,7 +3979,7 @@
       </w:pPr>
     </w:lvl>
   </w:abstractNum>
-  <w:abstractNum w:abstractNumId="5" w15:restartNumberingAfterBreak="0">
+  <w:abstractNum w:abstractNumId="6" w15:restartNumberingAfterBreak="0">
     <w:nsid w:val="3C733EA1"/>
     <w:multiLevelType w:val="hybridMultilevel"/>
     <w:tmpl w:val="CAD25A70"/>
@@ -2781,7 +4065,7 @@
       </w:pPr>
     </w:lvl>
   </w:abstractNum>
-  <w:abstractNum w:abstractNumId="6" w15:restartNumberingAfterBreak="0">
+  <w:abstractNum w:abstractNumId="7" w15:restartNumberingAfterBreak="0">
     <w:nsid w:val="405111EB"/>
     <w:multiLevelType w:val="hybridMultilevel"/>
     <w:tmpl w:val="B002D896"/>
@@ -2867,7 +4151,7 @@
       </w:pPr>
     </w:lvl>
   </w:abstractNum>
-  <w:abstractNum w:abstractNumId="7" w15:restartNumberingAfterBreak="0">
+  <w:abstractNum w:abstractNumId="8" w15:restartNumberingAfterBreak="0">
     <w:nsid w:val="527C2905"/>
     <w:multiLevelType w:val="hybridMultilevel"/>
     <w:tmpl w:val="CE16A08C"/>
@@ -2980,7 +4264,7 @@
       </w:rPr>
     </w:lvl>
   </w:abstractNum>
-  <w:abstractNum w:abstractNumId="8" w15:restartNumberingAfterBreak="0">
+  <w:abstractNum w:abstractNumId="9" w15:restartNumberingAfterBreak="0">
     <w:nsid w:val="5ADA17F7"/>
     <w:multiLevelType w:val="hybridMultilevel"/>
     <w:tmpl w:val="3AE6FD1C"/>
@@ -3066,7 +4350,7 @@
       </w:pPr>
     </w:lvl>
   </w:abstractNum>
-  <w:abstractNum w:abstractNumId="9" w15:restartNumberingAfterBreak="0">
+  <w:abstractNum w:abstractNumId="10" w15:restartNumberingAfterBreak="0">
     <w:nsid w:val="5C130679"/>
     <w:multiLevelType w:val="hybridMultilevel"/>
     <w:tmpl w:val="B002D896"/>
@@ -3152,7 +4436,7 @@
       </w:pPr>
     </w:lvl>
   </w:abstractNum>
-  <w:abstractNum w:abstractNumId="10" w15:restartNumberingAfterBreak="0">
+  <w:abstractNum w:abstractNumId="11" w15:restartNumberingAfterBreak="0">
     <w:nsid w:val="5E146EDC"/>
     <w:multiLevelType w:val="hybridMultilevel"/>
     <w:tmpl w:val="7A8E14C2"/>
@@ -3238,7 +4522,7 @@
       </w:pPr>
     </w:lvl>
   </w:abstractNum>
-  <w:abstractNum w:abstractNumId="11" w15:restartNumberingAfterBreak="0">
+  <w:abstractNum w:abstractNumId="12" w15:restartNumberingAfterBreak="0">
     <w:nsid w:val="66AC2CC3"/>
     <w:multiLevelType w:val="hybridMultilevel"/>
     <w:tmpl w:val="D972A702"/>
@@ -3351,7 +4635,7 @@
       </w:rPr>
     </w:lvl>
   </w:abstractNum>
-  <w:abstractNum w:abstractNumId="12" w15:restartNumberingAfterBreak="0">
+  <w:abstractNum w:abstractNumId="13" w15:restartNumberingAfterBreak="0">
     <w:nsid w:val="741D5ACE"/>
     <w:multiLevelType w:val="hybridMultilevel"/>
     <w:tmpl w:val="CE4E0492"/>
@@ -3464,43 +4748,46 @@
     </w:lvl>
   </w:abstractNum>
   <w:num w:numId="1">
+    <w:abstractNumId w:val="10"/>
+  </w:num>
+  <w:num w:numId="2">
     <w:abstractNumId w:val="9"/>
   </w:num>
-  <w:num w:numId="2">
-    <w:abstractNumId w:val="8"/>
+  <w:num w:numId="3">
+    <w:abstractNumId w:val="12"/>
   </w:num>
-  <w:num w:numId="3">
+  <w:num w:numId="4">
     <w:abstractNumId w:val="11"/>
   </w:num>
-  <w:num w:numId="4">
-    <w:abstractNumId w:val="10"/>
-  </w:num>
   <w:num w:numId="5">
-    <w:abstractNumId w:val="4"/>
+    <w:abstractNumId w:val="5"/>
   </w:num>
   <w:num w:numId="6">
-    <w:abstractNumId w:val="5"/>
+    <w:abstractNumId w:val="6"/>
   </w:num>
   <w:num w:numId="7">
     <w:abstractNumId w:val="1"/>
   </w:num>
   <w:num w:numId="8">
+    <w:abstractNumId w:val="4"/>
+  </w:num>
+  <w:num w:numId="9">
+    <w:abstractNumId w:val="7"/>
+  </w:num>
+  <w:num w:numId="10">
     <w:abstractNumId w:val="3"/>
   </w:num>
-  <w:num w:numId="9">
-    <w:abstractNumId w:val="6"/>
-  </w:num>
-  <w:num w:numId="10">
-    <w:abstractNumId w:val="2"/>
-  </w:num>
   <w:num w:numId="11">
-    <w:abstractNumId w:val="12"/>
+    <w:abstractNumId w:val="13"/>
   </w:num>
   <w:num w:numId="12">
     <w:abstractNumId w:val="0"/>
   </w:num>
   <w:num w:numId="13">
-    <w:abstractNumId w:val="7"/>
+    <w:abstractNumId w:val="8"/>
+  </w:num>
+  <w:num w:numId="14">
+    <w:abstractNumId w:val="2"/>
   </w:num>
 </w:numbering>
 </file>
@@ -3899,7 +5186,7 @@
   <w:style w:type="paragraph" w:default="1" w:styleId="a">
     <w:name w:val="Normal"/>
     <w:qFormat/>
-    <w:rsid w:val="00AF32C7"/>
+    <w:rsid w:val="004B33B9"/>
     <w:pPr>
       <w:widowControl w:val="0"/>
       <w:wordWrap w:val="0"/>
@@ -4413,7 +5700,7 @@
 </file>
 
 <file path=customXml/itemProps1.xml><?xml version="1.0" encoding="utf-8"?>
-<ds:datastoreItem xmlns:ds="http://schemas.openxmlformats.org/officeDocument/2006/customXml" ds:itemID="{FCE8D9FE-9F31-482D-9237-9D2D04B5A9C4}">
+<ds:datastoreItem xmlns:ds="http://schemas.openxmlformats.org/officeDocument/2006/customXml" ds:itemID="{2E2D3C95-7523-4017-8365-85F75C142B00}">
   <ds:schemaRefs>
     <ds:schemaRef ds:uri="http://schemas.openxmlformats.org/officeDocument/2006/bibliography"/>
   </ds:schemaRefs>

--- a/docs/tech/ezEKP를 일반 리눅스계정으로 실행하는 방법.docx
+++ b/docs/tech/ezEKP를 일반 리눅스계정으로 실행하는 방법.docx
@@ -6,7 +6,7 @@
       <w:pPr>
         <w:pStyle w:val="a3"/>
       </w:pPr>
-      <w:bookmarkStart w:id="0" w:name="_Toc27311942"/>
+      <w:bookmarkStart w:id="0" w:name="_Toc33189466"/>
       <w:proofErr w:type="spellStart"/>
       <w:r>
         <w:t>ezEKP</w:t>
@@ -413,7 +413,7 @@
           <w:r>
             <w:fldChar w:fldCharType="separate"/>
           </w:r>
-          <w:hyperlink w:anchor="_Toc27311942" w:history="1">
+          <w:hyperlink w:anchor="_Toc33189466" w:history="1">
             <w:r>
               <w:rPr>
                 <w:rStyle w:val="a5"/>
@@ -508,7 +508,7 @@
                 <w:noProof/>
                 <w:webHidden/>
               </w:rPr>
-              <w:instrText xml:space="preserve"> PAGEREF _Toc27311942 \h </w:instrText>
+              <w:instrText xml:space="preserve"> PAGEREF _Toc33189466 \h </w:instrText>
             </w:r>
             <w:r>
               <w:rPr>
@@ -550,7 +550,7 @@
               <w:noProof/>
             </w:rPr>
           </w:pPr>
-          <w:hyperlink w:anchor="_Toc27311943" w:history="1">
+          <w:hyperlink w:anchor="_Toc33189467" w:history="1">
             <w:r>
               <w:rPr>
                 <w:rStyle w:val="a5"/>
@@ -660,7 +660,7 @@
                 <w:noProof/>
                 <w:webHidden/>
               </w:rPr>
-              <w:instrText xml:space="preserve"> PAGEREF _Toc27311943 \h </w:instrText>
+              <w:instrText xml:space="preserve"> PAGEREF _Toc33189467 \h </w:instrText>
             </w:r>
             <w:r>
               <w:rPr>
@@ -702,7 +702,7 @@
               <w:noProof/>
             </w:rPr>
           </w:pPr>
-          <w:hyperlink w:anchor="_Toc27311944" w:history="1">
+          <w:hyperlink w:anchor="_Toc33189468" w:history="1">
             <w:r>
               <w:rPr>
                 <w:rStyle w:val="a5"/>
@@ -812,7 +812,7 @@
                 <w:noProof/>
                 <w:webHidden/>
               </w:rPr>
-              <w:instrText xml:space="preserve"> PAGEREF _Toc27311944 \h </w:instrText>
+              <w:instrText xml:space="preserve"> PAGEREF _Toc33189468 \h </w:instrText>
             </w:r>
             <w:r>
               <w:rPr>
@@ -833,6 +833,151 @@
                 <w:webHidden/>
               </w:rPr>
               <w:t>3</w:t>
+            </w:r>
+            <w:r>
+              <w:rPr>
+                <w:noProof/>
+                <w:webHidden/>
+              </w:rPr>
+              <w:fldChar w:fldCharType="end"/>
+            </w:r>
+          </w:hyperlink>
+        </w:p>
+        <w:p>
+          <w:pPr>
+            <w:pStyle w:val="10"/>
+            <w:tabs>
+              <w:tab w:val="right" w:leader="dot" w:pos="9016"/>
+            </w:tabs>
+            <w:rPr>
+              <w:rFonts w:cstheme="minorBidi"/>
+              <w:noProof/>
+            </w:rPr>
+          </w:pPr>
+          <w:hyperlink w:anchor="_Toc33189469" w:history="1">
+            <w:r>
+              <w:rPr>
+                <w:rStyle w:val="a5"/>
+                <w:rFonts w:hint="eastAsia"/>
+                <w:noProof/>
+              </w:rPr>
+              <w:t>시스템</w:t>
+            </w:r>
+            <w:r>
+              <w:rPr>
+                <w:rStyle w:val="a5"/>
+                <w:noProof/>
+              </w:rPr>
+              <w:t xml:space="preserve"> </w:t>
+            </w:r>
+            <w:r>
+              <w:rPr>
+                <w:rStyle w:val="a5"/>
+                <w:rFonts w:hint="eastAsia"/>
+                <w:noProof/>
+              </w:rPr>
+              <w:t>부팅</w:t>
+            </w:r>
+            <w:r>
+              <w:rPr>
+                <w:rStyle w:val="a5"/>
+                <w:noProof/>
+              </w:rPr>
+              <w:t xml:space="preserve"> </w:t>
+            </w:r>
+            <w:r>
+              <w:rPr>
+                <w:rStyle w:val="a5"/>
+                <w:rFonts w:hint="eastAsia"/>
+                <w:noProof/>
+              </w:rPr>
+              <w:t>시</w:t>
+            </w:r>
+            <w:r>
+              <w:rPr>
+                <w:rStyle w:val="a5"/>
+                <w:noProof/>
+              </w:rPr>
+              <w:t xml:space="preserve"> ezEKP </w:t>
+            </w:r>
+            <w:r>
+              <w:rPr>
+                <w:rStyle w:val="a5"/>
+                <w:rFonts w:hint="eastAsia"/>
+                <w:noProof/>
+              </w:rPr>
+              <w:t>자동실행</w:t>
+            </w:r>
+            <w:r>
+              <w:rPr>
+                <w:rStyle w:val="a5"/>
+                <w:noProof/>
+              </w:rPr>
+              <w:t xml:space="preserve"> </w:t>
+            </w:r>
+            <w:r>
+              <w:rPr>
+                <w:rStyle w:val="a5"/>
+                <w:rFonts w:hint="eastAsia"/>
+                <w:noProof/>
+              </w:rPr>
+              <w:t>스크립트</w:t>
+            </w:r>
+            <w:r>
+              <w:rPr>
+                <w:rStyle w:val="a5"/>
+                <w:noProof/>
+              </w:rPr>
+              <w:t xml:space="preserve"> </w:t>
+            </w:r>
+            <w:r>
+              <w:rPr>
+                <w:rStyle w:val="a5"/>
+                <w:rFonts w:hint="eastAsia"/>
+                <w:noProof/>
+              </w:rPr>
+              <w:t>변경</w:t>
+            </w:r>
+            <w:r>
+              <w:rPr>
+                <w:noProof/>
+                <w:webHidden/>
+              </w:rPr>
+              <w:tab/>
+            </w:r>
+            <w:r>
+              <w:rPr>
+                <w:noProof/>
+                <w:webHidden/>
+              </w:rPr>
+              <w:fldChar w:fldCharType="begin"/>
+            </w:r>
+            <w:r>
+              <w:rPr>
+                <w:noProof/>
+                <w:webHidden/>
+              </w:rPr>
+              <w:instrText xml:space="preserve"> PAGEREF _Toc33189469 \h </w:instrText>
+            </w:r>
+            <w:r>
+              <w:rPr>
+                <w:noProof/>
+                <w:webHidden/>
+              </w:rPr>
+            </w:r>
+            <w:r>
+              <w:rPr>
+                <w:noProof/>
+                <w:webHidden/>
+              </w:rPr>
+              <w:fldChar w:fldCharType="separate"/>
+            </w:r>
+            <w:r>
+              <w:rPr>
+                <w:noProof/>
+                <w:webHidden/>
+              </w:rPr>
+              <w:t>5</w:t>
             </w:r>
             <w:r>
               <w:rPr>
@@ -878,12 +1023,14 @@
       <w:r>
         <w:br w:type="page"/>
       </w:r>
+      <w:bookmarkStart w:id="1" w:name="_GoBack"/>
+      <w:bookmarkEnd w:id="1"/>
     </w:p>
     <w:p>
       <w:pPr>
         <w:pStyle w:val="1"/>
       </w:pPr>
-      <w:bookmarkStart w:id="1" w:name="_Toc27311943"/>
+      <w:bookmarkStart w:id="2" w:name="_Toc33189467"/>
       <w:proofErr w:type="spellStart"/>
       <w:r>
         <w:rPr>
@@ -924,7 +1071,7 @@
         </w:rPr>
         <w:t>로 실행하는 방법</w:t>
       </w:r>
-      <w:bookmarkEnd w:id="1"/>
+      <w:bookmarkEnd w:id="2"/>
     </w:p>
     <w:p>
       <w:proofErr w:type="spellStart"/>
@@ -1795,19 +1942,7 @@
         <w:rPr>
           <w:rFonts w:hint="eastAsia"/>
         </w:rPr>
-        <w:t>실행이 올바로 되기 위해서는 다음 환경 변수</w:t>
-      </w:r>
-      <w:r>
-        <w:rPr>
-          <w:rFonts w:hint="eastAsia"/>
-        </w:rPr>
-        <w:t>를</w:t>
-      </w:r>
-      <w:r>
-        <w:rPr>
-          <w:rFonts w:hint="eastAsia"/>
-        </w:rPr>
-        <w:t xml:space="preserve"> </w:t>
+        <w:t xml:space="preserve">실행이 올바로 되기 위해서는 다음 환경 변수를 </w:t>
       </w:r>
       <w:r>
         <w:t>/home/</w:t>
@@ -2063,7 +2198,7 @@
       <w:pPr>
         <w:pStyle w:val="1"/>
       </w:pPr>
-      <w:bookmarkStart w:id="2" w:name="_Toc27311944"/>
+      <w:bookmarkStart w:id="3" w:name="_Toc33189468"/>
       <w:proofErr w:type="spellStart"/>
       <w:r>
         <w:t>ezEKP</w:t>
@@ -2100,7 +2235,7 @@
         </w:rPr>
         <w:t>로 실행하는 방법</w:t>
       </w:r>
-      <w:bookmarkEnd w:id="2"/>
+      <w:bookmarkEnd w:id="3"/>
     </w:p>
     <w:p>
       <w:proofErr w:type="spellStart"/>
@@ -3251,8 +3386,6 @@
         </w:rPr>
         <w:t>설정할 필요가 있다.</w:t>
       </w:r>
-      <w:bookmarkStart w:id="3" w:name="_GoBack"/>
-      <w:bookmarkEnd w:id="3"/>
     </w:p>
     <w:p/>
     <w:p>
@@ -3318,19 +3451,54 @@
         <w:rPr>
           <w:rFonts w:hint="eastAsia"/>
         </w:rPr>
-        <w:t xml:space="preserve"> 위 환경변</w:t>
-      </w:r>
-      <w:r>
-        <w:rPr>
-          <w:rFonts w:hint="eastAsia"/>
-        </w:rPr>
-        <w:t>수들이</w:t>
-      </w:r>
-      <w:r>
-        <w:rPr>
-          <w:rFonts w:hint="eastAsia"/>
-        </w:rPr>
-        <w:t xml:space="preserve"> 적용되기 위해서는 </w:t>
+        <w:t xml:space="preserve"> 위 환경변수들이 적용되기 위해서는 </w:t>
+      </w:r>
+      <w:r>
+        <w:rPr>
+          <w:rFonts w:hint="eastAsia"/>
+        </w:rPr>
+        <w:t>root 계</w:t>
+      </w:r>
+      <w:r>
+        <w:t>정에서</w:t>
+      </w:r>
+      <w:r>
+        <w:rPr>
+          <w:rFonts w:hint="eastAsia"/>
+        </w:rPr>
+        <w:t xml:space="preserve"> </w:t>
+      </w:r>
+      <w:proofErr w:type="spellStart"/>
+      <w:r>
+        <w:rPr>
+          <w:rFonts w:hint="eastAsia"/>
+        </w:rPr>
+        <w:t>jmocha</w:t>
+      </w:r>
+      <w:proofErr w:type="spellEnd"/>
+      <w:r>
+        <w:rPr>
+          <w:rFonts w:hint="eastAsia"/>
+        </w:rPr>
+        <w:t xml:space="preserve"> 계</w:t>
+      </w:r>
+      <w:r>
+        <w:t>정으로</w:t>
+      </w:r>
+      <w:r>
+        <w:rPr>
+          <w:rFonts w:hint="eastAsia"/>
+        </w:rPr>
+        <w:t xml:space="preserve"> 전</w:t>
+      </w:r>
+      <w:r>
+        <w:t>환한</w:t>
+      </w:r>
+      <w:r>
+        <w:rPr>
+          <w:rFonts w:hint="eastAsia"/>
+        </w:rPr>
+        <w:t xml:space="preserve"> 뒤 </w:t>
       </w:r>
       <w:r>
         <w:t>/home/</w:t>
@@ -3386,8 +3554,819 @@
       </w:r>
     </w:p>
     <w:p/>
+    <w:p>
+      <w:pPr>
+        <w:rPr>
+          <w:rFonts w:hint="eastAsia"/>
+        </w:rPr>
+      </w:pPr>
+      <w:r>
+        <w:rPr>
+          <w:rFonts w:hint="eastAsia"/>
+        </w:rPr>
+        <w:t>위 설</w:t>
+      </w:r>
+      <w:r>
+        <w:t>정들을</w:t>
+      </w:r>
+      <w:r>
+        <w:rPr>
+          <w:rFonts w:hint="eastAsia"/>
+        </w:rPr>
+        <w:t xml:space="preserve"> 모</w:t>
+      </w:r>
+      <w:r>
+        <w:t>두</w:t>
+      </w:r>
+      <w:r>
+        <w:rPr>
+          <w:rFonts w:hint="eastAsia"/>
+        </w:rPr>
+        <w:t xml:space="preserve"> 완</w:t>
+      </w:r>
+      <w:r>
+        <w:t>료한</w:t>
+      </w:r>
+      <w:r>
+        <w:rPr>
+          <w:rFonts w:hint="eastAsia"/>
+        </w:rPr>
+        <w:t xml:space="preserve"> 후 </w:t>
+      </w:r>
+      <w:proofErr w:type="spellStart"/>
+      <w:r>
+        <w:rPr>
+          <w:rFonts w:hint="eastAsia"/>
+        </w:rPr>
+        <w:t>ezEKP</w:t>
+      </w:r>
+      <w:proofErr w:type="spellEnd"/>
+      <w:r>
+        <w:rPr>
+          <w:rFonts w:hint="eastAsia"/>
+        </w:rPr>
+        <w:t xml:space="preserve"> 서</w:t>
+      </w:r>
+      <w:r>
+        <w:t>비스를</w:t>
+      </w:r>
+      <w:r>
+        <w:rPr>
+          <w:rFonts w:hint="eastAsia"/>
+        </w:rPr>
+        <w:t xml:space="preserve"> </w:t>
+      </w:r>
+      <w:proofErr w:type="spellStart"/>
+      <w:r>
+        <w:t>jmocha</w:t>
+      </w:r>
+      <w:proofErr w:type="spellEnd"/>
+      <w:r>
+        <w:t xml:space="preserve"> </w:t>
+      </w:r>
+      <w:r>
+        <w:rPr>
+          <w:rFonts w:hint="eastAsia"/>
+        </w:rPr>
+        <w:t>계정에서 실행하면 된다.</w:t>
+      </w:r>
+    </w:p>
     <w:p/>
+    <w:p>
+      <w:pPr>
+        <w:pStyle w:val="1"/>
+      </w:pPr>
+      <w:bookmarkStart w:id="4" w:name="_Toc33189469"/>
+      <w:r>
+        <w:rPr>
+          <w:rFonts w:hint="eastAsia"/>
+        </w:rPr>
+        <w:t xml:space="preserve">시스템 부팅 시 </w:t>
+      </w:r>
+      <w:proofErr w:type="spellStart"/>
+      <w:r>
+        <w:t>ezEKP</w:t>
+      </w:r>
+      <w:proofErr w:type="spellEnd"/>
+      <w:r>
+        <w:rPr>
+          <w:rFonts w:hint="eastAsia"/>
+        </w:rPr>
+        <w:t xml:space="preserve"> 자동실행 </w:t>
+      </w:r>
+      <w:r>
+        <w:rPr>
+          <w:rFonts w:hint="eastAsia"/>
+        </w:rPr>
+        <w:t xml:space="preserve">스크립트 </w:t>
+      </w:r>
+      <w:r>
+        <w:rPr>
+          <w:rFonts w:hint="eastAsia"/>
+        </w:rPr>
+        <w:t>변경</w:t>
+      </w:r>
+      <w:bookmarkEnd w:id="4"/>
+    </w:p>
+    <w:p>
+      <w:r>
+        <w:rPr>
+          <w:rFonts w:hint="eastAsia"/>
+        </w:rPr>
+        <w:t xml:space="preserve">시스템 부팅 시 </w:t>
+      </w:r>
+      <w:proofErr w:type="spellStart"/>
+      <w:r>
+        <w:t>ezEKP</w:t>
+      </w:r>
+      <w:proofErr w:type="spellEnd"/>
+      <w:r>
+        <w:t xml:space="preserve"> </w:t>
+      </w:r>
+      <w:r>
+        <w:rPr>
+          <w:rFonts w:hint="eastAsia"/>
+        </w:rPr>
+        <w:t xml:space="preserve">서비스를 자동으로 실행하기 위해 </w:t>
+      </w:r>
+      <w:r>
+        <w:t>/</w:t>
+      </w:r>
+      <w:proofErr w:type="spellStart"/>
+      <w:r>
+        <w:t>etc</w:t>
+      </w:r>
+      <w:proofErr w:type="spellEnd"/>
+      <w:r>
+        <w:t>/</w:t>
+      </w:r>
+      <w:proofErr w:type="spellStart"/>
+      <w:r>
+        <w:t>rc.local</w:t>
+      </w:r>
+      <w:proofErr w:type="spellEnd"/>
+      <w:r>
+        <w:t xml:space="preserve"> </w:t>
+      </w:r>
+      <w:r>
+        <w:rPr>
+          <w:rFonts w:hint="eastAsia"/>
+        </w:rPr>
+        <w:t xml:space="preserve">파일에 다음과 같은 스크립트 코드가 </w:t>
+      </w:r>
+      <w:r>
+        <w:rPr>
+          <w:rFonts w:hint="eastAsia"/>
+        </w:rPr>
+        <w:t xml:space="preserve">설치 스크립트인 </w:t>
+      </w:r>
+      <w:r>
+        <w:t>install.pl</w:t>
+      </w:r>
+      <w:r>
+        <w:rPr>
+          <w:rFonts w:hint="eastAsia"/>
+        </w:rPr>
+        <w:t>에 의해 생성된다.</w:t>
+      </w:r>
+      <w:r>
+        <w:t xml:space="preserve"> (</w:t>
+      </w:r>
+      <w:r>
+        <w:rPr>
+          <w:rFonts w:hint="eastAsia"/>
+        </w:rPr>
+        <w:t xml:space="preserve">단일 서버 </w:t>
+      </w:r>
+      <w:proofErr w:type="spellStart"/>
+      <w:r>
+        <w:rPr>
+          <w:rFonts w:hint="eastAsia"/>
+        </w:rPr>
+        <w:t>머신에서</w:t>
+      </w:r>
+      <w:proofErr w:type="spellEnd"/>
+      <w:r>
+        <w:rPr>
+          <w:rFonts w:hint="eastAsia"/>
+        </w:rPr>
+        <w:t xml:space="preserve"> 운영할 때만 적용되고 클러스터 환경에서는 </w:t>
+      </w:r>
+      <w:proofErr w:type="spellStart"/>
+      <w:r>
+        <w:t>MariaDB</w:t>
+      </w:r>
+      <w:proofErr w:type="spellEnd"/>
+      <w:r>
+        <w:rPr>
+          <w:rFonts w:hint="eastAsia"/>
+        </w:rPr>
+        <w:t xml:space="preserve">를 일정 순서대로 실행해야 하기 때문에 </w:t>
+      </w:r>
+      <w:r>
+        <w:rPr>
+          <w:rFonts w:hint="eastAsia"/>
+        </w:rPr>
+        <w:t>적용하면 안됨</w:t>
+      </w:r>
+      <w:r>
+        <w:rPr>
+          <w:rFonts w:hint="eastAsia"/>
+        </w:rPr>
+        <w:t>.</w:t>
+      </w:r>
+      <w:r>
+        <w:t>)</w:t>
+      </w:r>
+      <w:r>
+        <w:br/>
+      </w:r>
+    </w:p>
+    <w:p>
+      <w:proofErr w:type="gramStart"/>
+      <w:r>
+        <w:t>export</w:t>
+      </w:r>
+      <w:proofErr w:type="gramEnd"/>
+      <w:r>
+        <w:t xml:space="preserve"> JAVA_HOME=/</w:t>
+      </w:r>
+      <w:proofErr w:type="spellStart"/>
+      <w:r>
+        <w:t>usr</w:t>
+      </w:r>
+      <w:proofErr w:type="spellEnd"/>
+      <w:r>
+        <w:t>/local/java</w:t>
+      </w:r>
+    </w:p>
+    <w:p>
+      <w:proofErr w:type="gramStart"/>
+      <w:r>
+        <w:t>e</w:t>
+      </w:r>
+      <w:r>
+        <w:t>xport</w:t>
+      </w:r>
+      <w:proofErr w:type="gramEnd"/>
+      <w:r>
+        <w:t xml:space="preserve"> PATH=$JAVA_HOME/bin:$PATH</w:t>
+      </w:r>
+    </w:p>
     <w:p/>
+    <w:p>
+      <w:proofErr w:type="gramStart"/>
+      <w:r>
+        <w:t>cd</w:t>
+      </w:r>
+      <w:proofErr w:type="gramEnd"/>
+      <w:r>
+        <w:t xml:space="preserve"> /</w:t>
+      </w:r>
+      <w:proofErr w:type="spellStart"/>
+      <w:r>
+        <w:t>usr</w:t>
+      </w:r>
+      <w:proofErr w:type="spellEnd"/>
+      <w:r>
+        <w:t>/local/</w:t>
+      </w:r>
+      <w:proofErr w:type="spellStart"/>
+      <w:r>
+        <w:t>mysql</w:t>
+      </w:r>
+      <w:proofErr w:type="spellEnd"/>
+      <w:r>
+        <w:t>/support-files</w:t>
+      </w:r>
+    </w:p>
+    <w:p>
+      <w:r>
+        <w:t>./</w:t>
+      </w:r>
+      <w:proofErr w:type="spellStart"/>
+      <w:r>
+        <w:t>mysql.server</w:t>
+      </w:r>
+      <w:proofErr w:type="spellEnd"/>
+      <w:r>
+        <w:t xml:space="preserve"> start</w:t>
+      </w:r>
+    </w:p>
+    <w:p>
+      <w:proofErr w:type="gramStart"/>
+      <w:r>
+        <w:t>cd</w:t>
+      </w:r>
+      <w:proofErr w:type="gramEnd"/>
+      <w:r>
+        <w:t xml:space="preserve"> /home/</w:t>
+      </w:r>
+      <w:proofErr w:type="spellStart"/>
+      <w:r>
+        <w:t>jmocha</w:t>
+      </w:r>
+      <w:proofErr w:type="spellEnd"/>
+      <w:r>
+        <w:t>/</w:t>
+      </w:r>
+      <w:proofErr w:type="spellStart"/>
+      <w:r>
+        <w:t>ezEKP</w:t>
+      </w:r>
+      <w:proofErr w:type="spellEnd"/>
+      <w:r>
+        <w:t>/</w:t>
+      </w:r>
+      <w:proofErr w:type="spellStart"/>
+      <w:r>
+        <w:t>jgw</w:t>
+      </w:r>
+      <w:proofErr w:type="spellEnd"/>
+      <w:r>
+        <w:t>-server/bin</w:t>
+      </w:r>
+    </w:p>
+    <w:p>
+      <w:r>
+        <w:t>./startup.sh</w:t>
+      </w:r>
+    </w:p>
+    <w:p>
+      <w:proofErr w:type="gramStart"/>
+      <w:r>
+        <w:t>cd</w:t>
+      </w:r>
+      <w:proofErr w:type="gramEnd"/>
+      <w:r>
+        <w:t xml:space="preserve"> /home/</w:t>
+      </w:r>
+      <w:proofErr w:type="spellStart"/>
+      <w:r>
+        <w:t>jmocha</w:t>
+      </w:r>
+      <w:proofErr w:type="spellEnd"/>
+      <w:r>
+        <w:t>/</w:t>
+      </w:r>
+      <w:proofErr w:type="spellStart"/>
+      <w:r>
+        <w:t>ezEKP</w:t>
+      </w:r>
+      <w:proofErr w:type="spellEnd"/>
+      <w:r>
+        <w:t>/</w:t>
+      </w:r>
+      <w:proofErr w:type="spellStart"/>
+      <w:r>
+        <w:t>jmocha</w:t>
+      </w:r>
+      <w:proofErr w:type="spellEnd"/>
+      <w:r>
+        <w:t>-server/bin</w:t>
+      </w:r>
+    </w:p>
+    <w:p>
+      <w:proofErr w:type="gramStart"/>
+      <w:r>
+        <w:lastRenderedPageBreak/>
+        <w:t>./</w:t>
+      </w:r>
+      <w:proofErr w:type="spellStart"/>
+      <w:proofErr w:type="gramEnd"/>
+      <w:r>
+        <w:t>james</w:t>
+      </w:r>
+      <w:proofErr w:type="spellEnd"/>
+      <w:r>
+        <w:t xml:space="preserve"> start</w:t>
+      </w:r>
+    </w:p>
+    <w:p>
+      <w:proofErr w:type="gramStart"/>
+      <w:r>
+        <w:t>cd</w:t>
+      </w:r>
+      <w:proofErr w:type="gramEnd"/>
+      <w:r>
+        <w:t xml:space="preserve"> /home/</w:t>
+      </w:r>
+      <w:proofErr w:type="spellStart"/>
+      <w:r>
+        <w:t>jmocha</w:t>
+      </w:r>
+      <w:proofErr w:type="spellEnd"/>
+      <w:r>
+        <w:t>/</w:t>
+      </w:r>
+      <w:proofErr w:type="spellStart"/>
+      <w:r>
+        <w:t>ezEKP</w:t>
+      </w:r>
+      <w:proofErr w:type="spellEnd"/>
+      <w:r>
+        <w:t>/</w:t>
+      </w:r>
+      <w:proofErr w:type="spellStart"/>
+      <w:r>
+        <w:t>ezFlow</w:t>
+      </w:r>
+      <w:proofErr w:type="spellEnd"/>
+      <w:r>
+        <w:t>/bin</w:t>
+      </w:r>
+    </w:p>
+    <w:p>
+      <w:r>
+        <w:t>./startup.sh</w:t>
+      </w:r>
+    </w:p>
+    <w:p/>
+    <w:p>
+      <w:r>
+        <w:t>/</w:t>
+      </w:r>
+      <w:proofErr w:type="spellStart"/>
+      <w:r>
+        <w:t>usr</w:t>
+      </w:r>
+      <w:proofErr w:type="spellEnd"/>
+      <w:r>
+        <w:t>/</w:t>
+      </w:r>
+      <w:proofErr w:type="spellStart"/>
+      <w:r>
+        <w:t>sbin</w:t>
+      </w:r>
+      <w:proofErr w:type="spellEnd"/>
+      <w:r>
+        <w:t>/</w:t>
+      </w:r>
+      <w:proofErr w:type="spellStart"/>
+      <w:r>
+        <w:t>setenforce</w:t>
+      </w:r>
+      <w:proofErr w:type="spellEnd"/>
+      <w:r>
+        <w:t xml:space="preserve"> 0</w:t>
+      </w:r>
+    </w:p>
+    <w:p>
+      <w:proofErr w:type="gramStart"/>
+      <w:r>
+        <w:t>echo</w:t>
+      </w:r>
+      <w:proofErr w:type="gramEnd"/>
+      <w:r>
+        <w:t xml:space="preserve"> 'OK'</w:t>
+      </w:r>
+    </w:p>
+    <w:p/>
+    <w:p>
+      <w:r>
+        <w:rPr>
+          <w:rFonts w:hint="eastAsia"/>
+        </w:rPr>
+        <w:t xml:space="preserve">위 스크립트 코드를 그대로 사용하면 </w:t>
+      </w:r>
+      <w:r>
+        <w:t xml:space="preserve">root </w:t>
+      </w:r>
+      <w:r>
+        <w:rPr>
+          <w:rFonts w:hint="eastAsia"/>
+        </w:rPr>
+        <w:t>계정 권한으로 서비스가 실행되게 된다.</w:t>
+      </w:r>
+      <w:r>
+        <w:t xml:space="preserve"> </w:t>
+      </w:r>
+      <w:r>
+        <w:rPr>
+          <w:rFonts w:hint="eastAsia"/>
+        </w:rPr>
+        <w:t>위 코드를 다음과 같이 수정하도록 한다.</w:t>
+      </w:r>
+    </w:p>
+    <w:p/>
+    <w:p>
+      <w:proofErr w:type="gramStart"/>
+      <w:r>
+        <w:t>export</w:t>
+      </w:r>
+      <w:proofErr w:type="gramEnd"/>
+      <w:r>
+        <w:t xml:space="preserve"> JAVA_HOME=/</w:t>
+      </w:r>
+      <w:proofErr w:type="spellStart"/>
+      <w:r>
+        <w:t>usr</w:t>
+      </w:r>
+      <w:proofErr w:type="spellEnd"/>
+      <w:r>
+        <w:t>/local/java</w:t>
+      </w:r>
+    </w:p>
+    <w:p>
+      <w:proofErr w:type="gramStart"/>
+      <w:r>
+        <w:t>export</w:t>
+      </w:r>
+      <w:proofErr w:type="gramEnd"/>
+      <w:r>
+        <w:t xml:space="preserve"> PATH=$JAVA_HOME/bin:$PATH</w:t>
+      </w:r>
+    </w:p>
+    <w:p/>
+    <w:p>
+      <w:r>
+        <w:t>USERID=</w:t>
+      </w:r>
+      <w:proofErr w:type="spellStart"/>
+      <w:r>
+        <w:t>jmocha</w:t>
+      </w:r>
+      <w:proofErr w:type="spellEnd"/>
+    </w:p>
+    <w:p>
+      <w:proofErr w:type="spellStart"/>
+      <w:proofErr w:type="gramStart"/>
+      <w:r>
+        <w:t>su</w:t>
+      </w:r>
+      <w:proofErr w:type="spellEnd"/>
+      <w:proofErr w:type="gramEnd"/>
+      <w:r>
+        <w:t xml:space="preserve"> - </w:t>
+      </w:r>
+      <w:proofErr w:type="spellStart"/>
+      <w:r>
+        <w:t>mysql</w:t>
+      </w:r>
+      <w:proofErr w:type="spellEnd"/>
+      <w:r>
+        <w:t xml:space="preserve"> -c "cd /</w:t>
+      </w:r>
+      <w:proofErr w:type="spellStart"/>
+      <w:r>
+        <w:t>usr</w:t>
+      </w:r>
+      <w:proofErr w:type="spellEnd"/>
+      <w:r>
+        <w:t>/local/</w:t>
+      </w:r>
+      <w:proofErr w:type="spellStart"/>
+      <w:r>
+        <w:t>mysql</w:t>
+      </w:r>
+      <w:proofErr w:type="spellEnd"/>
+      <w:r>
+        <w:t>/support-files; ./</w:t>
+      </w:r>
+      <w:proofErr w:type="spellStart"/>
+      <w:r>
+        <w:t>mysql.server</w:t>
+      </w:r>
+      <w:proofErr w:type="spellEnd"/>
+      <w:r>
+        <w:t xml:space="preserve"> start"</w:t>
+      </w:r>
+    </w:p>
+    <w:p>
+      <w:proofErr w:type="spellStart"/>
+      <w:proofErr w:type="gramStart"/>
+      <w:r>
+        <w:t>su</w:t>
+      </w:r>
+      <w:proofErr w:type="spellEnd"/>
+      <w:proofErr w:type="gramEnd"/>
+      <w:r>
+        <w:t xml:space="preserve"> - $USERID -c "cd /home/</w:t>
+      </w:r>
+      <w:proofErr w:type="spellStart"/>
+      <w:r>
+        <w:t>jmocha</w:t>
+      </w:r>
+      <w:proofErr w:type="spellEnd"/>
+      <w:r>
+        <w:t>/</w:t>
+      </w:r>
+      <w:proofErr w:type="spellStart"/>
+      <w:r>
+        <w:t>ezEKP</w:t>
+      </w:r>
+      <w:proofErr w:type="spellEnd"/>
+      <w:r>
+        <w:t>/</w:t>
+      </w:r>
+      <w:proofErr w:type="spellStart"/>
+      <w:r>
+        <w:t>jgw</w:t>
+      </w:r>
+      <w:proofErr w:type="spellEnd"/>
+      <w:r>
+        <w:t>-server/bin; ./startup.sh"</w:t>
+      </w:r>
+    </w:p>
+    <w:p>
+      <w:proofErr w:type="spellStart"/>
+      <w:proofErr w:type="gramStart"/>
+      <w:r>
+        <w:t>su</w:t>
+      </w:r>
+      <w:proofErr w:type="spellEnd"/>
+      <w:proofErr w:type="gramEnd"/>
+      <w:r>
+        <w:t xml:space="preserve"> - $USERID -c "cd /home/</w:t>
+      </w:r>
+      <w:proofErr w:type="spellStart"/>
+      <w:r>
+        <w:t>jmocha</w:t>
+      </w:r>
+      <w:proofErr w:type="spellEnd"/>
+      <w:r>
+        <w:t>/</w:t>
+      </w:r>
+      <w:proofErr w:type="spellStart"/>
+      <w:r>
+        <w:t>ezEKP</w:t>
+      </w:r>
+      <w:proofErr w:type="spellEnd"/>
+      <w:r>
+        <w:t>/</w:t>
+      </w:r>
+      <w:proofErr w:type="spellStart"/>
+      <w:r>
+        <w:t>jm</w:t>
+      </w:r>
+      <w:r>
+        <w:t>ocha</w:t>
+      </w:r>
+      <w:proofErr w:type="spellEnd"/>
+      <w:r>
+        <w:t>-server/bin; ./</w:t>
+      </w:r>
+      <w:proofErr w:type="spellStart"/>
+      <w:r>
+        <w:t>james</w:t>
+      </w:r>
+      <w:proofErr w:type="spellEnd"/>
+      <w:r>
+        <w:t xml:space="preserve"> start"</w:t>
+      </w:r>
+    </w:p>
+    <w:p>
+      <w:proofErr w:type="spellStart"/>
+      <w:proofErr w:type="gramStart"/>
+      <w:r>
+        <w:t>su</w:t>
+      </w:r>
+      <w:proofErr w:type="spellEnd"/>
+      <w:proofErr w:type="gramEnd"/>
+      <w:r>
+        <w:t xml:space="preserve"> - $USERID -c "cd /home/</w:t>
+      </w:r>
+      <w:proofErr w:type="spellStart"/>
+      <w:r>
+        <w:t>jmocha</w:t>
+      </w:r>
+      <w:proofErr w:type="spellEnd"/>
+      <w:r>
+        <w:t>/</w:t>
+      </w:r>
+      <w:proofErr w:type="spellStart"/>
+      <w:r>
+        <w:t>ezEKP</w:t>
+      </w:r>
+      <w:proofErr w:type="spellEnd"/>
+      <w:r>
+        <w:t>/</w:t>
+      </w:r>
+      <w:proofErr w:type="spellStart"/>
+      <w:r>
+        <w:t>ezFlow</w:t>
+      </w:r>
+      <w:proofErr w:type="spellEnd"/>
+      <w:r>
+        <w:t>/bin; ./startup.sh"</w:t>
+      </w:r>
+    </w:p>
+    <w:p/>
+    <w:p>
+      <w:r>
+        <w:t>/</w:t>
+      </w:r>
+      <w:proofErr w:type="spellStart"/>
+      <w:r>
+        <w:t>usr</w:t>
+      </w:r>
+      <w:proofErr w:type="spellEnd"/>
+      <w:r>
+        <w:t>/</w:t>
+      </w:r>
+      <w:proofErr w:type="spellStart"/>
+      <w:r>
+        <w:t>sbin</w:t>
+      </w:r>
+      <w:proofErr w:type="spellEnd"/>
+      <w:r>
+        <w:t>/</w:t>
+      </w:r>
+      <w:proofErr w:type="spellStart"/>
+      <w:r>
+        <w:t>setenforce</w:t>
+      </w:r>
+      <w:proofErr w:type="spellEnd"/>
+      <w:r>
+        <w:t xml:space="preserve"> 0</w:t>
+      </w:r>
+    </w:p>
+    <w:p>
+      <w:proofErr w:type="gramStart"/>
+      <w:r>
+        <w:t>echo</w:t>
+      </w:r>
+      <w:proofErr w:type="gramEnd"/>
+      <w:r>
+        <w:t xml:space="preserve"> 'OK'</w:t>
+      </w:r>
+    </w:p>
+    <w:p/>
+    <w:p>
+      <w:r>
+        <w:rPr>
+          <w:rFonts w:hint="eastAsia"/>
+        </w:rPr>
+        <w:t xml:space="preserve">수정된 스크립트 코드에서는 </w:t>
+      </w:r>
+      <w:proofErr w:type="spellStart"/>
+      <w:r>
+        <w:t>su</w:t>
+      </w:r>
+      <w:proofErr w:type="spellEnd"/>
+      <w:r>
+        <w:t xml:space="preserve"> </w:t>
+      </w:r>
+      <w:r>
+        <w:rPr>
+          <w:rFonts w:hint="eastAsia"/>
+        </w:rPr>
+        <w:t xml:space="preserve">명령을 통해 </w:t>
+      </w:r>
+      <w:proofErr w:type="spellStart"/>
+      <w:r>
+        <w:t>MariaDB</w:t>
+      </w:r>
+      <w:proofErr w:type="spellEnd"/>
+      <w:r>
+        <w:rPr>
+          <w:rFonts w:hint="eastAsia"/>
+        </w:rPr>
+        <w:t xml:space="preserve">는 </w:t>
+      </w:r>
+      <w:proofErr w:type="spellStart"/>
+      <w:r>
+        <w:t>mysql</w:t>
+      </w:r>
+      <w:proofErr w:type="spellEnd"/>
+      <w:r>
+        <w:t xml:space="preserve"> </w:t>
+      </w:r>
+      <w:r>
+        <w:rPr>
+          <w:rFonts w:hint="eastAsia"/>
+        </w:rPr>
+        <w:t xml:space="preserve">계정으로 실행하고 </w:t>
+      </w:r>
+      <w:proofErr w:type="spellStart"/>
+      <w:r>
+        <w:t>ezEKP</w:t>
+      </w:r>
+      <w:proofErr w:type="spellEnd"/>
+      <w:r>
+        <w:t xml:space="preserve"> </w:t>
+      </w:r>
+      <w:r>
+        <w:rPr>
+          <w:rFonts w:hint="eastAsia"/>
+        </w:rPr>
+        <w:t xml:space="preserve">서비스는 </w:t>
+      </w:r>
+      <w:proofErr w:type="spellStart"/>
+      <w:r>
+        <w:t>jmocha</w:t>
+      </w:r>
+      <w:proofErr w:type="spellEnd"/>
+      <w:r>
+        <w:t xml:space="preserve"> </w:t>
+      </w:r>
+      <w:r>
+        <w:rPr>
+          <w:rFonts w:hint="eastAsia"/>
+        </w:rPr>
+        <w:t>계정으로 실행하도록 한다.</w:t>
+      </w:r>
+    </w:p>
     <w:sectPr>
       <w:pgSz w:w="11906" w:h="16838"/>
       <w:pgMar w:top="1701" w:right="1440" w:bottom="1440" w:left="1440" w:header="851" w:footer="992" w:gutter="0"/>
@@ -5186,7 +6165,7 @@
   <w:style w:type="paragraph" w:default="1" w:styleId="a">
     <w:name w:val="Normal"/>
     <w:qFormat/>
-    <w:rsid w:val="004B33B9"/>
+    <w:rsid w:val="003971A0"/>
     <w:pPr>
       <w:widowControl w:val="0"/>
       <w:wordWrap w:val="0"/>
@@ -5700,7 +6679,7 @@
 </file>
 
 <file path=customXml/itemProps1.xml><?xml version="1.0" encoding="utf-8"?>
-<ds:datastoreItem xmlns:ds="http://schemas.openxmlformats.org/officeDocument/2006/customXml" ds:itemID="{2E2D3C95-7523-4017-8365-85F75C142B00}">
+<ds:datastoreItem xmlns:ds="http://schemas.openxmlformats.org/officeDocument/2006/customXml" ds:itemID="{4501E730-82FF-486D-85FF-72CC854B2AC5}">
   <ds:schemaRefs>
     <ds:schemaRef ds:uri="http://schemas.openxmlformats.org/officeDocument/2006/bibliography"/>
   </ds:schemaRefs>

--- a/docs/tech/ezEKP를 일반 리눅스계정으로 실행하는 방법.docx
+++ b/docs/tech/ezEKP를 일반 리눅스계정으로 실행하는 방법.docx
@@ -1023,14 +1023,12 @@
       <w:r>
         <w:br w:type="page"/>
       </w:r>
-      <w:bookmarkStart w:id="1" w:name="_GoBack"/>
-      <w:bookmarkEnd w:id="1"/>
     </w:p>
     <w:p>
       <w:pPr>
         <w:pStyle w:val="1"/>
       </w:pPr>
-      <w:bookmarkStart w:id="2" w:name="_Toc33189467"/>
+      <w:bookmarkStart w:id="1" w:name="_Toc33189467"/>
       <w:proofErr w:type="spellStart"/>
       <w:r>
         <w:rPr>
@@ -1071,7 +1069,7 @@
         </w:rPr>
         <w:t>로 실행하는 방법</w:t>
       </w:r>
-      <w:bookmarkEnd w:id="2"/>
+      <w:bookmarkEnd w:id="1"/>
     </w:p>
     <w:p>
       <w:proofErr w:type="spellStart"/>
@@ -2198,7 +2196,7 @@
       <w:pPr>
         <w:pStyle w:val="1"/>
       </w:pPr>
-      <w:bookmarkStart w:id="3" w:name="_Toc33189468"/>
+      <w:bookmarkStart w:id="2" w:name="_Toc33189468"/>
       <w:proofErr w:type="spellStart"/>
       <w:r>
         <w:t>ezEKP</w:t>
@@ -2235,7 +2233,7 @@
         </w:rPr>
         <w:t>로 실행하는 방법</w:t>
       </w:r>
-      <w:bookmarkEnd w:id="3"/>
+      <w:bookmarkEnd w:id="2"/>
     </w:p>
     <w:p>
       <w:proofErr w:type="spellStart"/>
@@ -3233,161 +3231,138 @@
         <w:rPr>
           <w:rFonts w:hint="eastAsia"/>
         </w:rPr>
-        <w:t xml:space="preserve"> 수 있는 파일들(소켓 포함)의 최대 개수를 설정하는 것과 관련이 되어 있다</w:t>
+        <w:t xml:space="preserve"> 수 있는 파일들(소켓 포함)의 최대 개수를 설정하는 것과 관련이 되어 있다.</w:t>
+      </w:r>
+      <w:r>
+        <w:t xml:space="preserve"> </w:t>
+      </w:r>
+      <w:r>
+        <w:rPr>
+          <w:rFonts w:hint="eastAsia"/>
+        </w:rPr>
+        <w:t xml:space="preserve">위 설정들을 모두 완료한 후 </w:t>
+      </w:r>
+      <w:proofErr w:type="spellStart"/>
+      <w:r>
+        <w:t>jmocha</w:t>
+      </w:r>
+      <w:proofErr w:type="spellEnd"/>
+      <w:r>
+        <w:t xml:space="preserve"> </w:t>
+      </w:r>
+      <w:r>
+        <w:rPr>
+          <w:rFonts w:hint="eastAsia"/>
+        </w:rPr>
+        <w:t xml:space="preserve">계정에서 </w:t>
+      </w:r>
+      <w:proofErr w:type="spellStart"/>
+      <w:r>
+        <w:t>ezEKP</w:t>
+      </w:r>
+      <w:proofErr w:type="spellEnd"/>
+      <w:r>
+        <w:t xml:space="preserve"> </w:t>
+      </w:r>
+      <w:r>
+        <w:rPr>
+          <w:rFonts w:hint="eastAsia"/>
+        </w:rPr>
+        <w:t>서비스들(</w:t>
+      </w:r>
+      <w:proofErr w:type="spellStart"/>
+      <w:r>
+        <w:t>jgw</w:t>
+      </w:r>
+      <w:proofErr w:type="spellEnd"/>
+      <w:r>
+        <w:t xml:space="preserve">-server, </w:t>
+      </w:r>
+      <w:proofErr w:type="spellStart"/>
+      <w:r>
+        <w:t>jmocha</w:t>
+      </w:r>
+      <w:proofErr w:type="spellEnd"/>
+      <w:r>
+        <w:t xml:space="preserve">-server, </w:t>
+      </w:r>
+      <w:proofErr w:type="spellStart"/>
+      <w:r>
+        <w:t>ezFlow</w:t>
+      </w:r>
+      <w:proofErr w:type="spellEnd"/>
+      <w:r>
+        <w:t xml:space="preserve"> App)</w:t>
+      </w:r>
+      <w:r>
+        <w:rPr>
+          <w:rFonts w:hint="eastAsia"/>
+        </w:rPr>
+        <w:t>을 실행하면 된다.</w:t>
+      </w:r>
+      <w:r>
+        <w:t xml:space="preserve"> </w:t>
+      </w:r>
+      <w:r>
+        <w:rPr>
+          <w:rFonts w:hint="eastAsia"/>
+        </w:rPr>
+        <w:t xml:space="preserve">실행이 올바로 되기 위해서는 다음 환경 변수들을 </w:t>
+      </w:r>
+      <w:r>
+        <w:t>/home/</w:t>
+      </w:r>
+      <w:proofErr w:type="spellStart"/>
+      <w:r>
+        <w:t>jmocha</w:t>
+      </w:r>
+      <w:proofErr w:type="spellEnd"/>
+      <w:r>
+        <w:t>/</w:t>
       </w:r>
       <w:proofErr w:type="gramStart"/>
       <w:r>
-        <w:rPr>
-          <w:rFonts w:hint="eastAsia"/>
-        </w:rPr>
         <w:t>.</w:t>
       </w:r>
-      <w:r>
-        <w:t>(</w:t>
+      <w:proofErr w:type="spellStart"/>
+      <w:r>
+        <w:t>bash</w:t>
       </w:r>
       <w:proofErr w:type="gramEnd"/>
       <w:r>
-        <w:rPr>
-          <w:rFonts w:hint="eastAsia"/>
-        </w:rPr>
-        <w:t xml:space="preserve">이 설정은 최대 설정 가능한 한계를 정하는 것이고 구체적 설정은 이후 </w:t>
-      </w:r>
-      <w:r>
-        <w:t>.</w:t>
-      </w:r>
-      <w:proofErr w:type="spellStart"/>
-      <w:r>
-        <w:t>bash_profile</w:t>
-      </w:r>
-      <w:proofErr w:type="spellEnd"/>
-      <w:r>
-        <w:t xml:space="preserve">에서 </w:t>
-      </w:r>
-      <w:proofErr w:type="spellStart"/>
-      <w:r>
-        <w:t>ulimit</w:t>
-      </w:r>
-      <w:proofErr w:type="spellEnd"/>
-      <w:r>
-        <w:t xml:space="preserve"> –n 65535 </w:t>
-      </w:r>
-      <w:r>
-        <w:rPr>
-          <w:rFonts w:hint="eastAsia"/>
-        </w:rPr>
-        <w:t>커맨드로 한다.</w:t>
-      </w:r>
-      <w:r>
-        <w:t xml:space="preserve">) </w:t>
-      </w:r>
-      <w:r>
-        <w:rPr>
-          <w:rFonts w:hint="eastAsia"/>
-        </w:rPr>
-        <w:t xml:space="preserve">위 설정들을 모두 완료한 후 </w:t>
-      </w:r>
-      <w:proofErr w:type="spellStart"/>
-      <w:r>
-        <w:t>jmocha</w:t>
-      </w:r>
-      <w:proofErr w:type="spellEnd"/>
-      <w:r>
-        <w:t xml:space="preserve"> </w:t>
-      </w:r>
-      <w:r>
-        <w:rPr>
-          <w:rFonts w:hint="eastAsia"/>
-        </w:rPr>
-        <w:t xml:space="preserve">계정에서 </w:t>
-      </w:r>
-      <w:proofErr w:type="spellStart"/>
-      <w:r>
-        <w:t>ezEKP</w:t>
-      </w:r>
-      <w:proofErr w:type="spellEnd"/>
-      <w:r>
-        <w:t xml:space="preserve"> </w:t>
-      </w:r>
-      <w:r>
-        <w:rPr>
-          <w:rFonts w:hint="eastAsia"/>
-        </w:rPr>
-        <w:t>서비스들(</w:t>
-      </w:r>
-      <w:proofErr w:type="spellStart"/>
-      <w:r>
-        <w:t>jgw</w:t>
-      </w:r>
-      <w:proofErr w:type="spellEnd"/>
-      <w:r>
-        <w:t xml:space="preserve">-server, </w:t>
-      </w:r>
-      <w:proofErr w:type="spellStart"/>
-      <w:r>
-        <w:t>jmocha</w:t>
-      </w:r>
-      <w:proofErr w:type="spellEnd"/>
-      <w:r>
-        <w:t xml:space="preserve">-server, </w:t>
-      </w:r>
-      <w:proofErr w:type="spellStart"/>
-      <w:r>
-        <w:t>ezFlow</w:t>
-      </w:r>
-      <w:proofErr w:type="spellEnd"/>
-      <w:r>
-        <w:t xml:space="preserve"> App)</w:t>
-      </w:r>
-      <w:r>
-        <w:rPr>
-          <w:rFonts w:hint="eastAsia"/>
-        </w:rPr>
-        <w:t>을 실행하면 된다.</w:t>
-      </w:r>
-      <w:r>
-        <w:t xml:space="preserve"> </w:t>
-      </w:r>
-      <w:r>
-        <w:rPr>
-          <w:rFonts w:hint="eastAsia"/>
-        </w:rPr>
-        <w:t xml:space="preserve">실행이 올바로 되기 위해서는 다음 환경 변수들을 </w:t>
-      </w:r>
-      <w:r>
-        <w:t>/home/</w:t>
-      </w:r>
-      <w:proofErr w:type="spellStart"/>
-      <w:r>
-        <w:t>jmocha</w:t>
-      </w:r>
-      <w:proofErr w:type="spellEnd"/>
-      <w:r>
-        <w:t>/</w:t>
-      </w:r>
+        <w:t>_profile</w:t>
+      </w:r>
+      <w:proofErr w:type="spellEnd"/>
+      <w:r>
+        <w:t xml:space="preserve">에 </w:t>
+      </w:r>
+      <w:r>
+        <w:rPr>
+          <w:rFonts w:hint="eastAsia"/>
+        </w:rPr>
+        <w:t>설정할 필요가 있다.</w:t>
+      </w:r>
+    </w:p>
+    <w:p/>
+    <w:p>
       <w:proofErr w:type="gramStart"/>
       <w:r>
-        <w:t>.</w:t>
-      </w:r>
-      <w:proofErr w:type="spellStart"/>
-      <w:r>
-        <w:t>bash</w:t>
+        <w:lastRenderedPageBreak/>
+        <w:t>export</w:t>
       </w:r>
       <w:proofErr w:type="gramEnd"/>
       <w:r>
-        <w:t>_profile</w:t>
-      </w:r>
-      <w:proofErr w:type="spellEnd"/>
-      <w:r>
-        <w:t xml:space="preserve">에 </w:t>
-      </w:r>
-      <w:r>
-        <w:rPr>
-          <w:rFonts w:hint="eastAsia"/>
-        </w:rPr>
-        <w:t>설정할 필요가 있다.</w:t>
-      </w:r>
-    </w:p>
-    <w:p/>
+        <w:t xml:space="preserve"> JAVA_HOME=/</w:t>
+      </w:r>
+      <w:proofErr w:type="spellStart"/>
+      <w:r>
+        <w:t>usr</w:t>
+      </w:r>
+      <w:proofErr w:type="spellEnd"/>
+      <w:r>
+        <w:t>/local/java</w:t>
+      </w:r>
+    </w:p>
     <w:p>
       <w:proofErr w:type="gramStart"/>
       <w:r>
@@ -3395,43 +3370,13 @@
       </w:r>
       <w:proofErr w:type="gramEnd"/>
       <w:r>
-        <w:t xml:space="preserve"> JAVA_HOME=/</w:t>
-      </w:r>
-      <w:proofErr w:type="spellStart"/>
-      <w:r>
-        <w:t>usr</w:t>
-      </w:r>
-      <w:proofErr w:type="spellEnd"/>
-      <w:r>
-        <w:t>/local/java</w:t>
-      </w:r>
-    </w:p>
-    <w:p>
-      <w:proofErr w:type="gramStart"/>
-      <w:r>
-        <w:t>export</w:t>
-      </w:r>
-      <w:proofErr w:type="gramEnd"/>
-      <w:r>
         <w:t xml:space="preserve"> PATH=$JAVA_HOME/bin:$PATH</w:t>
       </w:r>
     </w:p>
     <w:p>
-      <w:proofErr w:type="spellStart"/>
-      <w:proofErr w:type="gramStart"/>
-      <w:r>
-        <w:t>ulimit</w:t>
-      </w:r>
-      <w:proofErr w:type="spellEnd"/>
-      <w:proofErr w:type="gramEnd"/>
-      <w:r>
-        <w:t xml:space="preserve"> –n </w:t>
-      </w:r>
-      <w:r>
-        <w:t>65535</w:t>
-      </w:r>
-    </w:p>
-    <w:p/>
+      <w:bookmarkStart w:id="3" w:name="_GoBack"/>
+      <w:bookmarkEnd w:id="3"/>
+    </w:p>
     <w:p>
       <w:r>
         <w:rPr>
@@ -3555,11 +3500,6 @@
     </w:p>
     <w:p/>
     <w:p>
-      <w:pPr>
-        <w:rPr>
-          <w:rFonts w:hint="eastAsia"/>
-        </w:rPr>
-      </w:pPr>
       <w:r>
         <w:rPr>
           <w:rFonts w:hint="eastAsia"/>
@@ -3803,10 +3743,7 @@
     <w:p>
       <w:proofErr w:type="gramStart"/>
       <w:r>
-        <w:t>e</w:t>
-      </w:r>
-      <w:r>
-        <w:t>xport</w:t>
+        <w:t>export</w:t>
       </w:r>
       <w:proofErr w:type="gramEnd"/>
       <w:r>
@@ -3929,33 +3866,225 @@
     <w:p>
       <w:proofErr w:type="gramStart"/>
       <w:r>
+        <w:t>./</w:t>
+      </w:r>
+      <w:proofErr w:type="spellStart"/>
+      <w:proofErr w:type="gramEnd"/>
+      <w:r>
+        <w:t>james</w:t>
+      </w:r>
+      <w:proofErr w:type="spellEnd"/>
+      <w:r>
+        <w:t xml:space="preserve"> start</w:t>
+      </w:r>
+    </w:p>
+    <w:p>
+      <w:proofErr w:type="gramStart"/>
+      <w:r>
+        <w:t>cd</w:t>
+      </w:r>
+      <w:proofErr w:type="gramEnd"/>
+      <w:r>
+        <w:t xml:space="preserve"> /home/</w:t>
+      </w:r>
+      <w:proofErr w:type="spellStart"/>
+      <w:r>
+        <w:t>jmocha</w:t>
+      </w:r>
+      <w:proofErr w:type="spellEnd"/>
+      <w:r>
+        <w:t>/</w:t>
+      </w:r>
+      <w:proofErr w:type="spellStart"/>
+      <w:r>
+        <w:t>ezEKP</w:t>
+      </w:r>
+      <w:proofErr w:type="spellEnd"/>
+      <w:r>
+        <w:t>/</w:t>
+      </w:r>
+      <w:proofErr w:type="spellStart"/>
+      <w:r>
+        <w:t>ezFlow</w:t>
+      </w:r>
+      <w:proofErr w:type="spellEnd"/>
+      <w:r>
+        <w:t>/bin</w:t>
+      </w:r>
+    </w:p>
+    <w:p>
+      <w:r>
         <w:lastRenderedPageBreak/>
-        <w:t>./</w:t>
-      </w:r>
-      <w:proofErr w:type="spellStart"/>
+        <w:t>./startup.sh</w:t>
+      </w:r>
+    </w:p>
+    <w:p/>
+    <w:p>
+      <w:r>
+        <w:t>/</w:t>
+      </w:r>
+      <w:proofErr w:type="spellStart"/>
+      <w:r>
+        <w:t>usr</w:t>
+      </w:r>
+      <w:proofErr w:type="spellEnd"/>
+      <w:r>
+        <w:t>/</w:t>
+      </w:r>
+      <w:proofErr w:type="spellStart"/>
+      <w:r>
+        <w:t>sbin</w:t>
+      </w:r>
+      <w:proofErr w:type="spellEnd"/>
+      <w:r>
+        <w:t>/</w:t>
+      </w:r>
+      <w:proofErr w:type="spellStart"/>
+      <w:r>
+        <w:t>setenforce</w:t>
+      </w:r>
+      <w:proofErr w:type="spellEnd"/>
+      <w:r>
+        <w:t xml:space="preserve"> 0</w:t>
+      </w:r>
+    </w:p>
+    <w:p>
+      <w:proofErr w:type="gramStart"/>
+      <w:r>
+        <w:t>echo</w:t>
+      </w:r>
       <w:proofErr w:type="gramEnd"/>
       <w:r>
-        <w:t>james</w:t>
-      </w:r>
-      <w:proofErr w:type="spellEnd"/>
-      <w:r>
-        <w:t xml:space="preserve"> start</w:t>
-      </w:r>
-    </w:p>
+        <w:t xml:space="preserve"> 'OK'</w:t>
+      </w:r>
+    </w:p>
+    <w:p/>
+    <w:p>
+      <w:r>
+        <w:rPr>
+          <w:rFonts w:hint="eastAsia"/>
+        </w:rPr>
+        <w:t xml:space="preserve">위 스크립트 코드를 그대로 사용하면 </w:t>
+      </w:r>
+      <w:r>
+        <w:t xml:space="preserve">root </w:t>
+      </w:r>
+      <w:r>
+        <w:rPr>
+          <w:rFonts w:hint="eastAsia"/>
+        </w:rPr>
+        <w:t>계정 권한으로 서비스가 실행되게 된다.</w:t>
+      </w:r>
+      <w:r>
+        <w:t xml:space="preserve"> </w:t>
+      </w:r>
+      <w:r>
+        <w:rPr>
+          <w:rFonts w:hint="eastAsia"/>
+        </w:rPr>
+        <w:t>위 코드를 다음과 같이 수정하도록 한다.</w:t>
+      </w:r>
+    </w:p>
+    <w:p/>
     <w:p>
       <w:proofErr w:type="gramStart"/>
       <w:r>
-        <w:t>cd</w:t>
+        <w:t>export</w:t>
       </w:r>
       <w:proofErr w:type="gramEnd"/>
       <w:r>
-        <w:t xml:space="preserve"> /home/</w:t>
+        <w:t xml:space="preserve"> JAVA_HOME=/</w:t>
+      </w:r>
+      <w:proofErr w:type="spellStart"/>
+      <w:r>
+        <w:t>usr</w:t>
+      </w:r>
+      <w:proofErr w:type="spellEnd"/>
+      <w:r>
+        <w:t>/local/java</w:t>
+      </w:r>
+    </w:p>
+    <w:p>
+      <w:proofErr w:type="gramStart"/>
+      <w:r>
+        <w:t>export</w:t>
+      </w:r>
+      <w:proofErr w:type="gramEnd"/>
+      <w:r>
+        <w:t xml:space="preserve"> PATH=$JAVA_HOME/bin:$PATH</w:t>
+      </w:r>
+    </w:p>
+    <w:p/>
+    <w:p>
+      <w:r>
+        <w:t>USERID=</w:t>
       </w:r>
       <w:proofErr w:type="spellStart"/>
       <w:r>
         <w:t>jmocha</w:t>
       </w:r>
       <w:proofErr w:type="spellEnd"/>
+    </w:p>
+    <w:p>
+      <w:proofErr w:type="spellStart"/>
+      <w:proofErr w:type="gramStart"/>
+      <w:r>
+        <w:t>su</w:t>
+      </w:r>
+      <w:proofErr w:type="spellEnd"/>
+      <w:proofErr w:type="gramEnd"/>
+      <w:r>
+        <w:t xml:space="preserve"> - </w:t>
+      </w:r>
+      <w:proofErr w:type="spellStart"/>
+      <w:r>
+        <w:t>mysql</w:t>
+      </w:r>
+      <w:proofErr w:type="spellEnd"/>
+      <w:r>
+        <w:t xml:space="preserve"> -c "cd /</w:t>
+      </w:r>
+      <w:proofErr w:type="spellStart"/>
+      <w:r>
+        <w:t>usr</w:t>
+      </w:r>
+      <w:proofErr w:type="spellEnd"/>
+      <w:r>
+        <w:t>/local/</w:t>
+      </w:r>
+      <w:proofErr w:type="spellStart"/>
+      <w:r>
+        <w:t>mysql</w:t>
+      </w:r>
+      <w:proofErr w:type="spellEnd"/>
+      <w:r>
+        <w:t>/support-files; ./</w:t>
+      </w:r>
+      <w:proofErr w:type="spellStart"/>
+      <w:r>
+        <w:t>mysql.server</w:t>
+      </w:r>
+      <w:proofErr w:type="spellEnd"/>
+      <w:r>
+        <w:t xml:space="preserve"> start"</w:t>
+      </w:r>
+    </w:p>
+    <w:p>
+      <w:proofErr w:type="spellStart"/>
+      <w:proofErr w:type="gramStart"/>
+      <w:r>
+        <w:t>su</w:t>
+      </w:r>
+      <w:proofErr w:type="spellEnd"/>
+      <w:proofErr w:type="gramEnd"/>
+      <w:r>
+        <w:t xml:space="preserve"> - $USERID -c "cd /home/</w:t>
+      </w:r>
+      <w:proofErr w:type="spellStart"/>
+      <w:r>
+        <w:t>jmocha</w:t>
+      </w:r>
+      <w:proofErr w:type="spellEnd"/>
       <w:r>
         <w:t>/</w:t>
       </w:r>
@@ -3969,26 +4098,35 @@
       </w:r>
       <w:proofErr w:type="spellStart"/>
       <w:r>
-        <w:t>ezFlow</w:t>
-      </w:r>
-      <w:proofErr w:type="spellEnd"/>
-      <w:r>
-        <w:t>/bin</w:t>
-      </w:r>
-    </w:p>
-    <w:p>
-      <w:r>
-        <w:t>./startup.sh</w:t>
-      </w:r>
-    </w:p>
-    <w:p/>
-    <w:p>
+        <w:t>jgw</w:t>
+      </w:r>
+      <w:proofErr w:type="spellEnd"/>
+      <w:r>
+        <w:t>-server/bin; ./startup.sh"</w:t>
+      </w:r>
+    </w:p>
+    <w:p>
+      <w:proofErr w:type="spellStart"/>
+      <w:proofErr w:type="gramStart"/>
+      <w:r>
+        <w:t>su</w:t>
+      </w:r>
+      <w:proofErr w:type="spellEnd"/>
+      <w:proofErr w:type="gramEnd"/>
+      <w:r>
+        <w:t xml:space="preserve"> - $USERID -c "cd /home/</w:t>
+      </w:r>
+      <w:proofErr w:type="spellStart"/>
+      <w:r>
+        <w:t>jmocha</w:t>
+      </w:r>
+      <w:proofErr w:type="spellEnd"/>
       <w:r>
         <w:t>/</w:t>
       </w:r>
       <w:proofErr w:type="spellStart"/>
       <w:r>
-        <w:t>usr</w:t>
+        <w:t>ezEKP</w:t>
       </w:r>
       <w:proofErr w:type="spellEnd"/>
       <w:r>
@@ -3996,211 +4134,7 @@
       </w:r>
       <w:proofErr w:type="spellStart"/>
       <w:r>
-        <w:t>sbin</w:t>
-      </w:r>
-      <w:proofErr w:type="spellEnd"/>
-      <w:r>
-        <w:t>/</w:t>
-      </w:r>
-      <w:proofErr w:type="spellStart"/>
-      <w:r>
-        <w:t>setenforce</w:t>
-      </w:r>
-      <w:proofErr w:type="spellEnd"/>
-      <w:r>
-        <w:t xml:space="preserve"> 0</w:t>
-      </w:r>
-    </w:p>
-    <w:p>
-      <w:proofErr w:type="gramStart"/>
-      <w:r>
-        <w:t>echo</w:t>
-      </w:r>
-      <w:proofErr w:type="gramEnd"/>
-      <w:r>
-        <w:t xml:space="preserve"> 'OK'</w:t>
-      </w:r>
-    </w:p>
-    <w:p/>
-    <w:p>
-      <w:r>
-        <w:rPr>
-          <w:rFonts w:hint="eastAsia"/>
-        </w:rPr>
-        <w:t xml:space="preserve">위 스크립트 코드를 그대로 사용하면 </w:t>
-      </w:r>
-      <w:r>
-        <w:t xml:space="preserve">root </w:t>
-      </w:r>
-      <w:r>
-        <w:rPr>
-          <w:rFonts w:hint="eastAsia"/>
-        </w:rPr>
-        <w:t>계정 권한으로 서비스가 실행되게 된다.</w:t>
-      </w:r>
-      <w:r>
-        <w:t xml:space="preserve"> </w:t>
-      </w:r>
-      <w:r>
-        <w:rPr>
-          <w:rFonts w:hint="eastAsia"/>
-        </w:rPr>
-        <w:t>위 코드를 다음과 같이 수정하도록 한다.</w:t>
-      </w:r>
-    </w:p>
-    <w:p/>
-    <w:p>
-      <w:proofErr w:type="gramStart"/>
-      <w:r>
-        <w:t>export</w:t>
-      </w:r>
-      <w:proofErr w:type="gramEnd"/>
-      <w:r>
-        <w:t xml:space="preserve"> JAVA_HOME=/</w:t>
-      </w:r>
-      <w:proofErr w:type="spellStart"/>
-      <w:r>
-        <w:t>usr</w:t>
-      </w:r>
-      <w:proofErr w:type="spellEnd"/>
-      <w:r>
-        <w:t>/local/java</w:t>
-      </w:r>
-    </w:p>
-    <w:p>
-      <w:proofErr w:type="gramStart"/>
-      <w:r>
-        <w:t>export</w:t>
-      </w:r>
-      <w:proofErr w:type="gramEnd"/>
-      <w:r>
-        <w:t xml:space="preserve"> PATH=$JAVA_HOME/bin:$PATH</w:t>
-      </w:r>
-    </w:p>
-    <w:p/>
-    <w:p>
-      <w:r>
-        <w:t>USERID=</w:t>
-      </w:r>
-      <w:proofErr w:type="spellStart"/>
-      <w:r>
         <w:t>jmocha</w:t>
-      </w:r>
-      <w:proofErr w:type="spellEnd"/>
-    </w:p>
-    <w:p>
-      <w:proofErr w:type="spellStart"/>
-      <w:proofErr w:type="gramStart"/>
-      <w:r>
-        <w:t>su</w:t>
-      </w:r>
-      <w:proofErr w:type="spellEnd"/>
-      <w:proofErr w:type="gramEnd"/>
-      <w:r>
-        <w:t xml:space="preserve"> - </w:t>
-      </w:r>
-      <w:proofErr w:type="spellStart"/>
-      <w:r>
-        <w:t>mysql</w:t>
-      </w:r>
-      <w:proofErr w:type="spellEnd"/>
-      <w:r>
-        <w:t xml:space="preserve"> -c "cd /</w:t>
-      </w:r>
-      <w:proofErr w:type="spellStart"/>
-      <w:r>
-        <w:t>usr</w:t>
-      </w:r>
-      <w:proofErr w:type="spellEnd"/>
-      <w:r>
-        <w:t>/local/</w:t>
-      </w:r>
-      <w:proofErr w:type="spellStart"/>
-      <w:r>
-        <w:t>mysql</w:t>
-      </w:r>
-      <w:proofErr w:type="spellEnd"/>
-      <w:r>
-        <w:t>/support-files; ./</w:t>
-      </w:r>
-      <w:proofErr w:type="spellStart"/>
-      <w:r>
-        <w:t>mysql.server</w:t>
-      </w:r>
-      <w:proofErr w:type="spellEnd"/>
-      <w:r>
-        <w:t xml:space="preserve"> start"</w:t>
-      </w:r>
-    </w:p>
-    <w:p>
-      <w:proofErr w:type="spellStart"/>
-      <w:proofErr w:type="gramStart"/>
-      <w:r>
-        <w:t>su</w:t>
-      </w:r>
-      <w:proofErr w:type="spellEnd"/>
-      <w:proofErr w:type="gramEnd"/>
-      <w:r>
-        <w:t xml:space="preserve"> - $USERID -c "cd /home/</w:t>
-      </w:r>
-      <w:proofErr w:type="spellStart"/>
-      <w:r>
-        <w:t>jmocha</w:t>
-      </w:r>
-      <w:proofErr w:type="spellEnd"/>
-      <w:r>
-        <w:t>/</w:t>
-      </w:r>
-      <w:proofErr w:type="spellStart"/>
-      <w:r>
-        <w:t>ezEKP</w:t>
-      </w:r>
-      <w:proofErr w:type="spellEnd"/>
-      <w:r>
-        <w:t>/</w:t>
-      </w:r>
-      <w:proofErr w:type="spellStart"/>
-      <w:r>
-        <w:t>jgw</w:t>
-      </w:r>
-      <w:proofErr w:type="spellEnd"/>
-      <w:r>
-        <w:t>-server/bin; ./startup.sh"</w:t>
-      </w:r>
-    </w:p>
-    <w:p>
-      <w:proofErr w:type="spellStart"/>
-      <w:proofErr w:type="gramStart"/>
-      <w:r>
-        <w:t>su</w:t>
-      </w:r>
-      <w:proofErr w:type="spellEnd"/>
-      <w:proofErr w:type="gramEnd"/>
-      <w:r>
-        <w:t xml:space="preserve"> - $USERID -c "cd /home/</w:t>
-      </w:r>
-      <w:proofErr w:type="spellStart"/>
-      <w:r>
-        <w:t>jmocha</w:t>
-      </w:r>
-      <w:proofErr w:type="spellEnd"/>
-      <w:r>
-        <w:t>/</w:t>
-      </w:r>
-      <w:proofErr w:type="spellStart"/>
-      <w:r>
-        <w:t>ezEKP</w:t>
-      </w:r>
-      <w:proofErr w:type="spellEnd"/>
-      <w:r>
-        <w:t>/</w:t>
-      </w:r>
-      <w:proofErr w:type="spellStart"/>
-      <w:r>
-        <w:t>jm</w:t>
-      </w:r>
-      <w:r>
-        <w:t>ocha</w:t>
       </w:r>
       <w:proofErr w:type="spellEnd"/>
       <w:r>
@@ -6679,7 +6613,7 @@
 </file>
 
 <file path=customXml/itemProps1.xml><?xml version="1.0" encoding="utf-8"?>
-<ds:datastoreItem xmlns:ds="http://schemas.openxmlformats.org/officeDocument/2006/customXml" ds:itemID="{4501E730-82FF-486D-85FF-72CC854B2AC5}">
+<ds:datastoreItem xmlns:ds="http://schemas.openxmlformats.org/officeDocument/2006/customXml" ds:itemID="{5A386B75-AEA3-4585-969D-C4CD365D3225}">
   <ds:schemaRefs>
     <ds:schemaRef ds:uri="http://schemas.openxmlformats.org/officeDocument/2006/bibliography"/>
   </ds:schemaRefs>
